--- a/outputs/제안서_6장_0825.docx
+++ b/outputs/제안서_6장_0825.docx
@@ -318,7 +318,7 @@
                 <w:color w:val="1E2228"/>
                 <w:sz w:val="19"/>
               </w:rPr>
-              <w:t>100 m × 60 m (코어 벽체 2개 · 슬래브 3개 층 · 외곽 비계 · 자재 야적장 2개소)</w:t>
+              <w:t>100 m × 60 m × 높이 14 m (코어 벽체 2개 · 슬래브 2개 층 · 외곽 비계 4면 · 자재 야적장 2개소)</w:t>
             </w:r>
           </w:p>
         </w:tc>
@@ -569,6 +569,50 @@
                 <w:sz w:val="19"/>
               </w:rPr>
               <w:t>4K (3840×2160), 수평화각 90°</w:t>
+            </w:r>
+          </w:p>
+        </w:tc>
+      </w:tr>
+      <w:tr>
+        <w:tc>
+          <w:tcPr>
+            <w:tcW w:type="dxa" w:w="4703"/>
+          </w:tcPr>
+          <w:p>
+            <w:pPr>
+              <w:spacing w:before="40" w:after="40" w:line="288" w:lineRule="auto"/>
+              <w:jc w:val="left"/>
+            </w:pPr>
+            <w:r>
+              <w:rPr>
+                <w:rFonts w:ascii="맑은 고딕" w:hAnsi="맑은 고딕" w:eastAsia="맑은 고딕"/>
+                <w:b w:val="0"/>
+                <w:i w:val="0"/>
+                <w:color w:val="1E2228"/>
+                <w:sz w:val="19"/>
+              </w:rPr>
+              <w:t>작업면 층</w:t>
+            </w:r>
+          </w:p>
+        </w:tc>
+        <w:tc>
+          <w:tcPr>
+            <w:tcW w:type="dxa" w:w="4703"/>
+          </w:tcPr>
+          <w:p>
+            <w:pPr>
+              <w:spacing w:before="40" w:after="40" w:line="288" w:lineRule="auto"/>
+              <w:jc w:val="left"/>
+            </w:pPr>
+            <w:r>
+              <w:rPr>
+                <w:rFonts w:ascii="맑은 고딕" w:hAnsi="맑은 고딕" w:eastAsia="맑은 고딕"/>
+                <w:b w:val="0"/>
+                <w:i w:val="0"/>
+                <w:color w:val="1E2228"/>
+                <w:sz w:val="19"/>
+              </w:rPr>
+              <w:t>3개 (지면 0 m · 슬래브 4.3 m · 8.3 m)</w:t>
             </w:r>
           </w:p>
         </w:tc>
@@ -1987,6 +2031,37 @@
     </w:p>
     <w:p>
       <w:pPr>
+        <w:spacing w:after="140" w:before="0" w:line="324" w:lineRule="auto"/>
+      </w:pPr>
+      <w:r>
+        <w:rPr>
+          <w:rFonts w:ascii="맑은 고딕" w:hAnsi="맑은 고딕" w:eastAsia="맑은 고딕"/>
+          <w:b w:val="0"/>
+          <w:i w:val="0"/>
+          <w:color w:val="1E2228"/>
+          <w:sz w:val="20"/>
+        </w:rPr>
+        <w:t>환산식은 다음 한 줄이다. 빈도만 쓰면 한 번에 여러 명이 죽는 유형이 묻히므로 사고당 사망자를 곱해 보정한다.</w:t>
+      </w:r>
+    </w:p>
+    <w:p>
+      <w:pPr>
+        <w:spacing w:after="160" w:before="80" w:line="324" w:lineRule="auto"/>
+        <w:ind w:left="454"/>
+      </w:pPr>
+      <w:r>
+        <w:rPr>
+          <w:rFonts w:ascii="Consolas" w:hAnsi="Consolas" w:eastAsia="Consolas"/>
+          <w:b w:val="0"/>
+          <w:i w:val="0"/>
+          <w:color w:val="144E8C"/>
+          <w:sz w:val="20"/>
+        </w:rPr>
+        <w:t>가중치 = 1 + 9 × (사망자비율 × 사고당 사망자) / 최댓값</w:t>
+      </w:r>
+    </w:p>
+    <w:p>
+      <w:pPr>
         <w:spacing w:after="60" w:before="160" w:line="324" w:lineRule="auto"/>
       </w:pPr>
       <w:r>
@@ -2008,15 +2083,16 @@
         <w:tblLook w:firstColumn="1" w:firstRow="1" w:lastColumn="0" w:lastRow="0" w:noHBand="0" w:noVBand="1" w:val="04A0"/>
       </w:tblPr>
       <w:tblGrid>
-        <w:gridCol w:w="2351"/>
-        <w:gridCol w:w="2351"/>
-        <w:gridCol w:w="2351"/>
-        <w:gridCol w:w="2351"/>
+        <w:gridCol w:w="1881"/>
+        <w:gridCol w:w="1881"/>
+        <w:gridCol w:w="1881"/>
+        <w:gridCol w:w="1881"/>
+        <w:gridCol w:w="1881"/>
       </w:tblGrid>
       <w:tr>
         <w:tc>
           <w:tcPr>
-            <w:tcW w:type="dxa" w:w="2351"/>
+            <w:tcW w:type="dxa" w:w="1881"/>
             <w:shd w:val="clear" w:fill="EEF1F4"/>
           </w:tcPr>
           <w:p>
@@ -2038,7 +2114,7 @@
         </w:tc>
         <w:tc>
           <w:tcPr>
-            <w:tcW w:type="dxa" w:w="2351"/>
+            <w:tcW w:type="dxa" w:w="1881"/>
             <w:shd w:val="clear" w:fill="EEF1F4"/>
           </w:tcPr>
           <w:p>
@@ -2060,7 +2136,7 @@
         </w:tc>
         <w:tc>
           <w:tcPr>
-            <w:tcW w:type="dxa" w:w="2351"/>
+            <w:tcW w:type="dxa" w:w="1881"/>
             <w:shd w:val="clear" w:fill="EEF1F4"/>
           </w:tcPr>
           <w:p>
@@ -2076,29 +2152,51 @@
                 <w:color w:val="1E2228"/>
                 <w:sz w:val="19"/>
               </w:rPr>
+              <w:t>사고당 사망자</w:t>
+            </w:r>
+          </w:p>
+        </w:tc>
+        <w:tc>
+          <w:tcPr>
+            <w:tcW w:type="dxa" w:w="1881"/>
+            <w:shd w:val="clear" w:fill="EEF1F4"/>
+          </w:tcPr>
+          <w:p>
+            <w:pPr>
+              <w:spacing w:before="40" w:after="40" w:line="288" w:lineRule="auto"/>
+              <w:jc w:val="center"/>
+            </w:pPr>
+            <w:r>
+              <w:rPr>
+                <w:rFonts w:ascii="맑은 고딕" w:hAnsi="맑은 고딕" w:eastAsia="맑은 고딕"/>
+                <w:b/>
+                <w:i w:val="0"/>
+                <w:color w:val="1E2228"/>
+                <w:sz w:val="19"/>
+              </w:rPr>
+              <w:t>곱</w:t>
+            </w:r>
+          </w:p>
+        </w:tc>
+        <w:tc>
+          <w:tcPr>
+            <w:tcW w:type="dxa" w:w="1881"/>
+            <w:shd w:val="clear" w:fill="EEF1F4"/>
+          </w:tcPr>
+          <w:p>
+            <w:pPr>
+              <w:spacing w:before="40" w:after="40" w:line="288" w:lineRule="auto"/>
+              <w:jc w:val="center"/>
+            </w:pPr>
+            <w:r>
+              <w:rPr>
+                <w:rFonts w:ascii="맑은 고딕" w:hAnsi="맑은 고딕" w:eastAsia="맑은 고딕"/>
+                <w:b/>
+                <w:i w:val="0"/>
+                <w:color w:val="1E2228"/>
+                <w:sz w:val="19"/>
+              </w:rPr>
               <w:t>가중치</w:t>
-            </w:r>
-          </w:p>
-        </w:tc>
-        <w:tc>
-          <w:tcPr>
-            <w:tcW w:type="dxa" w:w="2351"/>
-            <w:shd w:val="clear" w:fill="EEF1F4"/>
-          </w:tcPr>
-          <w:p>
-            <w:pPr>
-              <w:spacing w:before="40" w:after="40" w:line="288" w:lineRule="auto"/>
-              <w:jc w:val="center"/>
-            </w:pPr>
-            <w:r>
-              <w:rPr>
-                <w:rFonts w:ascii="맑은 고딕" w:hAnsi="맑은 고딕" w:eastAsia="맑은 고딕"/>
-                <w:b/>
-                <w:i w:val="0"/>
-                <w:color w:val="1E2228"/>
-                <w:sz w:val="19"/>
-              </w:rPr>
-              <w:t>대응 위험구역</w:t>
             </w:r>
           </w:p>
         </w:tc>
@@ -2106,7 +2204,7 @@
       <w:tr>
         <w:tc>
           <w:tcPr>
-            <w:tcW w:type="dxa" w:w="2351"/>
+            <w:tcW w:type="dxa" w:w="1881"/>
           </w:tcPr>
           <w:p>
             <w:pPr>
@@ -2127,7 +2225,7 @@
         </w:tc>
         <w:tc>
           <w:tcPr>
-            <w:tcW w:type="dxa" w:w="2351"/>
+            <w:tcW w:type="dxa" w:w="1881"/>
           </w:tcPr>
           <w:p>
             <w:pPr>
@@ -2148,7 +2246,7 @@
         </w:tc>
         <w:tc>
           <w:tcPr>
-            <w:tcW w:type="dxa" w:w="2351"/>
+            <w:tcW w:type="dxa" w:w="1881"/>
           </w:tcPr>
           <w:p>
             <w:pPr>
@@ -2158,33 +2256,54 @@
             <w:r>
               <w:rPr>
                 <w:rFonts w:ascii="맑은 고딕" w:hAnsi="맑은 고딕" w:eastAsia="맑은 고딕"/>
+                <w:b w:val="0"/>
+                <w:i w:val="0"/>
+                <w:color w:val="1E2228"/>
+                <w:sz w:val="19"/>
+              </w:rPr>
+              <w:t>1.01</w:t>
+            </w:r>
+          </w:p>
+        </w:tc>
+        <w:tc>
+          <w:tcPr>
+            <w:tcW w:type="dxa" w:w="1881"/>
+          </w:tcPr>
+          <w:p>
+            <w:pPr>
+              <w:spacing w:before="40" w:after="40" w:line="288" w:lineRule="auto"/>
+              <w:jc w:val="right"/>
+            </w:pPr>
+            <w:r>
+              <w:rPr>
+                <w:rFonts w:ascii="맑은 고딕" w:hAnsi="맑은 고딕" w:eastAsia="맑은 고딕"/>
+                <w:b w:val="0"/>
+                <w:i w:val="0"/>
+                <w:color w:val="1E2228"/>
+                <w:sz w:val="19"/>
+              </w:rPr>
+              <w:t>0.4376</w:t>
+            </w:r>
+          </w:p>
+        </w:tc>
+        <w:tc>
+          <w:tcPr>
+            <w:tcW w:type="dxa" w:w="1881"/>
+          </w:tcPr>
+          <w:p>
+            <w:pPr>
+              <w:spacing w:before="40" w:after="40" w:line="288" w:lineRule="auto"/>
+              <w:jc w:val="right"/>
+            </w:pPr>
+            <w:r>
+              <w:rPr>
+                <w:rFonts w:ascii="맑은 고딕" w:hAnsi="맑은 고딕" w:eastAsia="맑은 고딕"/>
                 <w:b/>
                 <w:i w:val="0"/>
                 <w:color w:val="1E2228"/>
                 <w:sz w:val="19"/>
               </w:rPr>
               <w:t>10</w:t>
-            </w:r>
-          </w:p>
-        </w:tc>
-        <w:tc>
-          <w:tcPr>
-            <w:tcW w:type="dxa" w:w="2351"/>
-          </w:tcPr>
-          <w:p>
-            <w:pPr>
-              <w:spacing w:before="40" w:after="40" w:line="288" w:lineRule="auto"/>
-              <w:jc w:val="left"/>
-            </w:pPr>
-            <w:r>
-              <w:rPr>
-                <w:rFonts w:ascii="맑은 고딕" w:hAnsi="맑은 고딕" w:eastAsia="맑은 고딕"/>
-                <w:b w:val="0"/>
-                <w:i w:val="0"/>
-                <w:color w:val="1E2228"/>
-                <w:sz w:val="19"/>
-              </w:rPr>
-              <w:t>슬래브 단부, 개구부 주변, 갱폼 작업면</w:t>
             </w:r>
           </w:p>
         </w:tc>
@@ -2192,7 +2311,7 @@
       <w:tr>
         <w:tc>
           <w:tcPr>
-            <w:tcW w:type="dxa" w:w="2351"/>
+            <w:tcW w:type="dxa" w:w="1881"/>
           </w:tcPr>
           <w:p>
             <w:pPr>
@@ -2213,7 +2332,7 @@
         </w:tc>
         <w:tc>
           <w:tcPr>
-            <w:tcW w:type="dxa" w:w="2351"/>
+            <w:tcW w:type="dxa" w:w="1881"/>
           </w:tcPr>
           <w:p>
             <w:pPr>
@@ -2234,7 +2353,7 @@
         </w:tc>
         <w:tc>
           <w:tcPr>
-            <w:tcW w:type="dxa" w:w="2351"/>
+            <w:tcW w:type="dxa" w:w="1881"/>
           </w:tcPr>
           <w:p>
             <w:pPr>
@@ -2249,28 +2368,49 @@
                 <w:color w:val="1E2228"/>
                 <w:sz w:val="19"/>
               </w:rPr>
+              <w:t>1.00</w:t>
+            </w:r>
+          </w:p>
+        </w:tc>
+        <w:tc>
+          <w:tcPr>
+            <w:tcW w:type="dxa" w:w="1881"/>
+          </w:tcPr>
+          <w:p>
+            <w:pPr>
+              <w:spacing w:before="40" w:after="40" w:line="288" w:lineRule="auto"/>
+              <w:jc w:val="right"/>
+            </w:pPr>
+            <w:r>
+              <w:rPr>
+                <w:rFonts w:ascii="맑은 고딕" w:hAnsi="맑은 고딕" w:eastAsia="맑은 고딕"/>
+                <w:b w:val="0"/>
+                <w:i w:val="0"/>
+                <w:color w:val="1E2228"/>
+                <w:sz w:val="19"/>
+              </w:rPr>
+              <w:t>0.1225</w:t>
+            </w:r>
+          </w:p>
+        </w:tc>
+        <w:tc>
+          <w:tcPr>
+            <w:tcW w:type="dxa" w:w="1881"/>
+          </w:tcPr>
+          <w:p>
+            <w:pPr>
+              <w:spacing w:before="40" w:after="40" w:line="288" w:lineRule="auto"/>
+              <w:jc w:val="right"/>
+            </w:pPr>
+            <w:r>
+              <w:rPr>
+                <w:rFonts w:ascii="맑은 고딕" w:hAnsi="맑은 고딕" w:eastAsia="맑은 고딕"/>
+                <w:b/>
+                <w:i w:val="0"/>
+                <w:color w:val="1E2228"/>
+                <w:sz w:val="19"/>
+              </w:rPr>
               <w:t>4</w:t>
-            </w:r>
-          </w:p>
-        </w:tc>
-        <w:tc>
-          <w:tcPr>
-            <w:tcW w:type="dxa" w:w="2351"/>
-          </w:tcPr>
-          <w:p>
-            <w:pPr>
-              <w:spacing w:before="40" w:after="40" w:line="288" w:lineRule="auto"/>
-              <w:jc w:val="left"/>
-            </w:pPr>
-            <w:r>
-              <w:rPr>
-                <w:rFonts w:ascii="맑은 고딕" w:hAnsi="맑은 고딕" w:eastAsia="맑은 고딕"/>
-                <w:b w:val="0"/>
-                <w:i w:val="0"/>
-                <w:color w:val="1E2228"/>
-                <w:sz w:val="19"/>
-              </w:rPr>
-              <w:t>타워크레인 인양반경, 자재 야적장</w:t>
             </w:r>
           </w:p>
         </w:tc>
@@ -2278,7 +2418,7 @@
       <w:tr>
         <w:tc>
           <w:tcPr>
-            <w:tcW w:type="dxa" w:w="2351"/>
+            <w:tcW w:type="dxa" w:w="1881"/>
           </w:tcPr>
           <w:p>
             <w:pPr>
@@ -2299,7 +2439,7 @@
         </w:tc>
         <w:tc>
           <w:tcPr>
-            <w:tcW w:type="dxa" w:w="2351"/>
+            <w:tcW w:type="dxa" w:w="1881"/>
           </w:tcPr>
           <w:p>
             <w:pPr>
@@ -2320,7 +2460,7 @@
         </w:tc>
         <w:tc>
           <w:tcPr>
-            <w:tcW w:type="dxa" w:w="2351"/>
+            <w:tcW w:type="dxa" w:w="1881"/>
           </w:tcPr>
           <w:p>
             <w:pPr>
@@ -2335,28 +2475,49 @@
                 <w:color w:val="1E2228"/>
                 <w:sz w:val="19"/>
               </w:rPr>
+              <w:t>1.02</w:t>
+            </w:r>
+          </w:p>
+        </w:tc>
+        <w:tc>
+          <w:tcPr>
+            <w:tcW w:type="dxa" w:w="1881"/>
+          </w:tcPr>
+          <w:p>
+            <w:pPr>
+              <w:spacing w:before="40" w:after="40" w:line="288" w:lineRule="auto"/>
+              <w:jc w:val="right"/>
+            </w:pPr>
+            <w:r>
+              <w:rPr>
+                <w:rFonts w:ascii="맑은 고딕" w:hAnsi="맑은 고딕" w:eastAsia="맑은 고딕"/>
+                <w:b w:val="0"/>
+                <w:i w:val="0"/>
+                <w:color w:val="1E2228"/>
+                <w:sz w:val="19"/>
+              </w:rPr>
+              <w:t>0.1007</w:t>
+            </w:r>
+          </w:p>
+        </w:tc>
+        <w:tc>
+          <w:tcPr>
+            <w:tcW w:type="dxa" w:w="1881"/>
+          </w:tcPr>
+          <w:p>
+            <w:pPr>
+              <w:spacing w:before="40" w:after="40" w:line="288" w:lineRule="auto"/>
+              <w:jc w:val="right"/>
+            </w:pPr>
+            <w:r>
+              <w:rPr>
+                <w:rFonts w:ascii="맑은 고딕" w:hAnsi="맑은 고딕" w:eastAsia="맑은 고딕"/>
+                <w:b/>
+                <w:i w:val="0"/>
+                <w:color w:val="1E2228"/>
+                <w:sz w:val="19"/>
+              </w:rPr>
               <w:t>3</w:t>
-            </w:r>
-          </w:p>
-        </w:tc>
-        <w:tc>
-          <w:tcPr>
-            <w:tcW w:type="dxa" w:w="2351"/>
-          </w:tcPr>
-          <w:p>
-            <w:pPr>
-              <w:spacing w:before="40" w:after="40" w:line="288" w:lineRule="auto"/>
-              <w:jc w:val="left"/>
-            </w:pPr>
-            <w:r>
-              <w:rPr>
-                <w:rFonts w:ascii="맑은 고딕" w:hAnsi="맑은 고딕" w:eastAsia="맑은 고딕"/>
-                <w:b w:val="0"/>
-                <w:i w:val="0"/>
-                <w:color w:val="1E2228"/>
-                <w:sz w:val="19"/>
-              </w:rPr>
-              <w:t>장비 동선, 리프트 승강구</w:t>
             </w:r>
           </w:p>
         </w:tc>
@@ -2364,7 +2525,7 @@
       <w:tr>
         <w:tc>
           <w:tcPr>
-            <w:tcW w:type="dxa" w:w="2351"/>
+            <w:tcW w:type="dxa" w:w="1881"/>
           </w:tcPr>
           <w:p>
             <w:pPr>
@@ -2385,7 +2546,7 @@
         </w:tc>
         <w:tc>
           <w:tcPr>
-            <w:tcW w:type="dxa" w:w="2351"/>
+            <w:tcW w:type="dxa" w:w="1881"/>
           </w:tcPr>
           <w:p>
             <w:pPr>
@@ -2406,7 +2567,7 @@
         </w:tc>
         <w:tc>
           <w:tcPr>
-            <w:tcW w:type="dxa" w:w="2351"/>
+            <w:tcW w:type="dxa" w:w="1881"/>
           </w:tcPr>
           <w:p>
             <w:pPr>
@@ -2421,28 +2582,49 @@
                 <w:color w:val="1E2228"/>
                 <w:sz w:val="19"/>
               </w:rPr>
+              <w:t>1.00</w:t>
+            </w:r>
+          </w:p>
+        </w:tc>
+        <w:tc>
+          <w:tcPr>
+            <w:tcW w:type="dxa" w:w="1881"/>
+          </w:tcPr>
+          <w:p>
+            <w:pPr>
+              <w:spacing w:before="40" w:after="40" w:line="288" w:lineRule="auto"/>
+              <w:jc w:val="right"/>
+            </w:pPr>
+            <w:r>
+              <w:rPr>
+                <w:rFonts w:ascii="맑은 고딕" w:hAnsi="맑은 고딕" w:eastAsia="맑은 고딕"/>
+                <w:b w:val="0"/>
+                <w:i w:val="0"/>
+                <w:color w:val="1E2228"/>
+                <w:sz w:val="19"/>
+              </w:rPr>
+              <w:t>0.0810</w:t>
+            </w:r>
+          </w:p>
+        </w:tc>
+        <w:tc>
+          <w:tcPr>
+            <w:tcW w:type="dxa" w:w="1881"/>
+          </w:tcPr>
+          <w:p>
+            <w:pPr>
+              <w:spacing w:before="40" w:after="40" w:line="288" w:lineRule="auto"/>
+              <w:jc w:val="right"/>
+            </w:pPr>
+            <w:r>
+              <w:rPr>
+                <w:rFonts w:ascii="맑은 고딕" w:hAnsi="맑은 고딕" w:eastAsia="맑은 고딕"/>
+                <w:b/>
+                <w:i w:val="0"/>
+                <w:color w:val="1E2228"/>
+                <w:sz w:val="19"/>
+              </w:rPr>
               <w:t>3</w:t>
-            </w:r>
-          </w:p>
-        </w:tc>
-        <w:tc>
-          <w:tcPr>
-            <w:tcW w:type="dxa" w:w="2351"/>
-          </w:tcPr>
-          <w:p>
-            <w:pPr>
-              <w:spacing w:before="40" w:after="40" w:line="288" w:lineRule="auto"/>
-              <w:jc w:val="left"/>
-            </w:pPr>
-            <w:r>
-              <w:rPr>
-                <w:rFonts w:ascii="맑은 고딕" w:hAnsi="맑은 고딕" w:eastAsia="맑은 고딕"/>
-                <w:b w:val="0"/>
-                <w:i w:val="0"/>
-                <w:color w:val="1E2228"/>
-                <w:sz w:val="19"/>
-              </w:rPr>
-              <w:t>리프트·건설기계 주변</w:t>
             </w:r>
           </w:p>
         </w:tc>
@@ -2450,7 +2632,7 @@
       <w:tr>
         <w:tc>
           <w:tcPr>
-            <w:tcW w:type="dxa" w:w="2351"/>
+            <w:tcW w:type="dxa" w:w="1881"/>
           </w:tcPr>
           <w:p>
             <w:pPr>
@@ -2471,7 +2653,7 @@
         </w:tc>
         <w:tc>
           <w:tcPr>
-            <w:tcW w:type="dxa" w:w="2351"/>
+            <w:tcW w:type="dxa" w:w="1881"/>
           </w:tcPr>
           <w:p>
             <w:pPr>
@@ -2492,7 +2674,7 @@
         </w:tc>
         <w:tc>
           <w:tcPr>
-            <w:tcW w:type="dxa" w:w="2351"/>
+            <w:tcW w:type="dxa" w:w="1881"/>
           </w:tcPr>
           <w:p>
             <w:pPr>
@@ -2507,28 +2689,49 @@
                 <w:color w:val="1E2228"/>
                 <w:sz w:val="19"/>
               </w:rPr>
+              <w:t>1.00</w:t>
+            </w:r>
+          </w:p>
+        </w:tc>
+        <w:tc>
+          <w:tcPr>
+            <w:tcW w:type="dxa" w:w="1881"/>
+          </w:tcPr>
+          <w:p>
+            <w:pPr>
+              <w:spacing w:before="40" w:after="40" w:line="288" w:lineRule="auto"/>
+              <w:jc w:val="right"/>
+            </w:pPr>
+            <w:r>
+              <w:rPr>
+                <w:rFonts w:ascii="맑은 고딕" w:hAnsi="맑은 고딕" w:eastAsia="맑은 고딕"/>
+                <w:b w:val="0"/>
+                <w:i w:val="0"/>
+                <w:color w:val="1E2228"/>
+                <w:sz w:val="19"/>
+              </w:rPr>
+              <w:t>0.0656</w:t>
+            </w:r>
+          </w:p>
+        </w:tc>
+        <w:tc>
+          <w:tcPr>
+            <w:tcW w:type="dxa" w:w="1881"/>
+          </w:tcPr>
+          <w:p>
+            <w:pPr>
+              <w:spacing w:before="40" w:after="40" w:line="288" w:lineRule="auto"/>
+              <w:jc w:val="right"/>
+            </w:pPr>
+            <w:r>
+              <w:rPr>
+                <w:rFonts w:ascii="맑은 고딕" w:hAnsi="맑은 고딕" w:eastAsia="맑은 고딕"/>
+                <w:b/>
+                <w:i w:val="0"/>
+                <w:color w:val="1E2228"/>
+                <w:sz w:val="19"/>
+              </w:rPr>
               <w:t>2</w:t>
-            </w:r>
-          </w:p>
-        </w:tc>
-        <w:tc>
-          <w:tcPr>
-            <w:tcW w:type="dxa" w:w="2351"/>
-          </w:tcPr>
-          <w:p>
-            <w:pPr>
-              <w:spacing w:before="40" w:after="40" w:line="288" w:lineRule="auto"/>
-              <w:jc w:val="left"/>
-            </w:pPr>
-            <w:r>
-              <w:rPr>
-                <w:rFonts w:ascii="맑은 고딕" w:hAnsi="맑은 고딕" w:eastAsia="맑은 고딕"/>
-                <w:b w:val="0"/>
-                <w:i w:val="0"/>
-                <w:color w:val="1E2228"/>
-                <w:sz w:val="19"/>
-              </w:rPr>
-              <w:t>굴착면, 야적 적치</w:t>
             </w:r>
           </w:p>
         </w:tc>
@@ -2536,7 +2739,7 @@
       <w:tr>
         <w:tc>
           <w:tcPr>
-            <w:tcW w:type="dxa" w:w="2351"/>
+            <w:tcW w:type="dxa" w:w="1881"/>
           </w:tcPr>
           <w:p>
             <w:pPr>
@@ -2557,7 +2760,7 @@
         </w:tc>
         <w:tc>
           <w:tcPr>
-            <w:tcW w:type="dxa" w:w="2351"/>
+            <w:tcW w:type="dxa" w:w="1881"/>
           </w:tcPr>
           <w:p>
             <w:pPr>
@@ -2572,13 +2775,13 @@
                 <w:color w:val="1E2228"/>
                 <w:sz w:val="19"/>
               </w:rPr>
-              <w:t>(기타 내 23명)</w:t>
-            </w:r>
-          </w:p>
-        </w:tc>
-        <w:tc>
-          <w:tcPr>
-            <w:tcW w:type="dxa" w:w="2351"/>
+              <w:t>5.0 %</w:t>
+            </w:r>
+          </w:p>
+        </w:tc>
+        <w:tc>
+          <w:tcPr>
+            <w:tcW w:type="dxa" w:w="1881"/>
           </w:tcPr>
           <w:p>
             <w:pPr>
@@ -2593,28 +2796,49 @@
                 <w:color w:val="1E2228"/>
                 <w:sz w:val="19"/>
               </w:rPr>
+              <w:t>1.20</w:t>
+            </w:r>
+          </w:p>
+        </w:tc>
+        <w:tc>
+          <w:tcPr>
+            <w:tcW w:type="dxa" w:w="1881"/>
+          </w:tcPr>
+          <w:p>
+            <w:pPr>
+              <w:spacing w:before="40" w:after="40" w:line="288" w:lineRule="auto"/>
+              <w:jc w:val="right"/>
+            </w:pPr>
+            <w:r>
+              <w:rPr>
+                <w:rFonts w:ascii="맑은 고딕" w:hAnsi="맑은 고딕" w:eastAsia="맑은 고딕"/>
+                <w:b w:val="0"/>
+                <w:i w:val="0"/>
+                <w:color w:val="1E2228"/>
+                <w:sz w:val="19"/>
+              </w:rPr>
+              <w:t>0.0604</w:t>
+            </w:r>
+          </w:p>
+        </w:tc>
+        <w:tc>
+          <w:tcPr>
+            <w:tcW w:type="dxa" w:w="1881"/>
+          </w:tcPr>
+          <w:p>
+            <w:pPr>
+              <w:spacing w:before="40" w:after="40" w:line="288" w:lineRule="auto"/>
+              <w:jc w:val="right"/>
+            </w:pPr>
+            <w:r>
+              <w:rPr>
+                <w:rFonts w:ascii="맑은 고딕" w:hAnsi="맑은 고딕" w:eastAsia="맑은 고딕"/>
+                <w:b/>
+                <w:i w:val="0"/>
+                <w:color w:val="1E2228"/>
+                <w:sz w:val="19"/>
+              </w:rPr>
               <w:t>2</w:t>
-            </w:r>
-          </w:p>
-        </w:tc>
-        <w:tc>
-          <w:tcPr>
-            <w:tcW w:type="dxa" w:w="2351"/>
-          </w:tcPr>
-          <w:p>
-            <w:pPr>
-              <w:spacing w:before="40" w:after="40" w:line="288" w:lineRule="auto"/>
-              <w:jc w:val="left"/>
-            </w:pPr>
-            <w:r>
-              <w:rPr>
-                <w:rFonts w:ascii="맑은 고딕" w:hAnsi="맑은 고딕" w:eastAsia="맑은 고딕"/>
-                <w:b w:val="0"/>
-                <w:i w:val="0"/>
-                <w:color w:val="1E2228"/>
-                <w:sz w:val="19"/>
-              </w:rPr>
-              <w:t>흙막이, 동바리</w:t>
             </w:r>
           </w:p>
         </w:tc>
@@ -2687,7 +2911,22 @@
           <w:color w:val="1E2228"/>
           <w:sz w:val="20"/>
         </w:rPr>
-        <w:t>검증 현장의 활동공간 36,348 셀에 가중치를 부여한 결과:</w:t>
+        <w:t>검증 현장에는 위험구역 8종이 들어갔다. 넷은 서류에서 좌표를 옮겨 적고, 넷은 골조 형상에서 규칙으로 도출한 것이다.</w:t>
+      </w:r>
+    </w:p>
+    <w:p>
+      <w:pPr>
+        <w:spacing w:after="60" w:before="160" w:line="324" w:lineRule="auto"/>
+      </w:pPr>
+      <w:r>
+        <w:rPr>
+          <w:rFonts w:ascii="맑은 고딕" w:hAnsi="맑은 고딕" w:eastAsia="맑은 고딕"/>
+          <w:b/>
+          <w:i w:val="0"/>
+          <w:color w:val="1E2228"/>
+          <w:sz w:val="19"/>
+        </w:rPr>
+        <w:t>표 6-4. 위험구역별 가중치와 셀 수</w:t>
       </w:r>
     </w:p>
     <w:tbl>
@@ -2698,14 +2937,16 @@
         <w:tblLook w:firstColumn="1" w:firstRow="1" w:lastColumn="0" w:lastRow="0" w:noHBand="0" w:noVBand="1" w:val="04A0"/>
       </w:tblPr>
       <w:tblGrid>
-        <w:gridCol w:w="3135"/>
-        <w:gridCol w:w="3135"/>
-        <w:gridCol w:w="3135"/>
+        <w:gridCol w:w="1881"/>
+        <w:gridCol w:w="1881"/>
+        <w:gridCol w:w="1881"/>
+        <w:gridCol w:w="1881"/>
+        <w:gridCol w:w="1881"/>
       </w:tblGrid>
       <w:tr>
         <w:tc>
           <w:tcPr>
-            <w:tcW w:type="dxa" w:w="3135"/>
+            <w:tcW w:type="dxa" w:w="1881"/>
             <w:shd w:val="clear" w:fill="EEF1F4"/>
           </w:tcPr>
           <w:p>
@@ -2721,13 +2962,57 @@
                 <w:color w:val="1E2228"/>
                 <w:sz w:val="19"/>
               </w:rPr>
+              <w:t>위험구역</w:t>
+            </w:r>
+          </w:p>
+        </w:tc>
+        <w:tc>
+          <w:tcPr>
+            <w:tcW w:type="dxa" w:w="1881"/>
+            <w:shd w:val="clear" w:fill="EEF1F4"/>
+          </w:tcPr>
+          <w:p>
+            <w:pPr>
+              <w:spacing w:before="40" w:after="40" w:line="288" w:lineRule="auto"/>
+              <w:jc w:val="center"/>
+            </w:pPr>
+            <w:r>
+              <w:rPr>
+                <w:rFonts w:ascii="맑은 고딕" w:hAnsi="맑은 고딕" w:eastAsia="맑은 고딕"/>
+                <w:b/>
+                <w:i w:val="0"/>
+                <w:color w:val="1E2228"/>
+                <w:sz w:val="19"/>
+              </w:rPr>
+              <w:t>주 재해유형</w:t>
+            </w:r>
+          </w:p>
+        </w:tc>
+        <w:tc>
+          <w:tcPr>
+            <w:tcW w:type="dxa" w:w="1881"/>
+            <w:shd w:val="clear" w:fill="EEF1F4"/>
+          </w:tcPr>
+          <w:p>
+            <w:pPr>
+              <w:spacing w:before="40" w:after="40" w:line="288" w:lineRule="auto"/>
+              <w:jc w:val="center"/>
+            </w:pPr>
+            <w:r>
+              <w:rPr>
+                <w:rFonts w:ascii="맑은 고딕" w:hAnsi="맑은 고딕" w:eastAsia="맑은 고딕"/>
+                <w:b/>
+                <w:i w:val="0"/>
+                <w:color w:val="1E2228"/>
+                <w:sz w:val="19"/>
+              </w:rPr>
               <w:t>가중치</w:t>
             </w:r>
           </w:p>
         </w:tc>
         <w:tc>
           <w:tcPr>
-            <w:tcW w:type="dxa" w:w="3135"/>
+            <w:tcW w:type="dxa" w:w="1881"/>
             <w:shd w:val="clear" w:fill="EEF1F4"/>
           </w:tcPr>
           <w:p>
@@ -2749,7 +3034,7 @@
         </w:tc>
         <w:tc>
           <w:tcPr>
-            <w:tcW w:type="dxa" w:w="3135"/>
+            <w:tcW w:type="dxa" w:w="1881"/>
             <w:shd w:val="clear" w:fill="EEF1F4"/>
           </w:tcPr>
           <w:p>
@@ -2765,7 +3050,7 @@
                 <w:color w:val="1E2228"/>
                 <w:sz w:val="19"/>
               </w:rPr>
-              <w:t>비율</w:t>
+              <w:t>좌표 출처</w:t>
             </w:r>
           </w:p>
         </w:tc>
@@ -2773,7 +3058,49 @@
       <w:tr>
         <w:tc>
           <w:tcPr>
-            <w:tcW w:type="dxa" w:w="3135"/>
+            <w:tcW w:type="dxa" w:w="1881"/>
+          </w:tcPr>
+          <w:p>
+            <w:pPr>
+              <w:spacing w:before="40" w:after="40" w:line="288" w:lineRule="auto"/>
+              <w:jc w:val="left"/>
+            </w:pPr>
+            <w:r>
+              <w:rPr>
+                <w:rFonts w:ascii="맑은 고딕" w:hAnsi="맑은 고딕" w:eastAsia="맑은 고딕"/>
+                <w:b w:val="0"/>
+                <w:i w:val="0"/>
+                <w:color w:val="1E2228"/>
+                <w:sz w:val="19"/>
+              </w:rPr>
+              <w:t>갱폼 작업면</w:t>
+            </w:r>
+          </w:p>
+        </w:tc>
+        <w:tc>
+          <w:tcPr>
+            <w:tcW w:type="dxa" w:w="1881"/>
+          </w:tcPr>
+          <w:p>
+            <w:pPr>
+              <w:spacing w:before="40" w:after="40" w:line="288" w:lineRule="auto"/>
+              <w:jc w:val="left"/>
+            </w:pPr>
+            <w:r>
+              <w:rPr>
+                <w:rFonts w:ascii="맑은 고딕" w:hAnsi="맑은 고딕" w:eastAsia="맑은 고딕"/>
+                <w:b w:val="0"/>
+                <w:i w:val="0"/>
+                <w:color w:val="1E2228"/>
+                <w:sz w:val="19"/>
+              </w:rPr>
+              <w:t>떨어짐</w:t>
+            </w:r>
+          </w:p>
+        </w:tc>
+        <w:tc>
+          <w:tcPr>
+            <w:tcW w:type="dxa" w:w="1881"/>
           </w:tcPr>
           <w:p>
             <w:pPr>
@@ -2788,13 +3115,13 @@
                 <w:color w:val="1E2228"/>
                 <w:sz w:val="19"/>
               </w:rPr>
-              <w:t>10 (떨어짐)</w:t>
-            </w:r>
-          </w:p>
-        </w:tc>
-        <w:tc>
-          <w:tcPr>
-            <w:tcW w:type="dxa" w:w="3135"/>
+              <w:t>10</w:t>
+            </w:r>
+          </w:p>
+        </w:tc>
+        <w:tc>
+          <w:tcPr>
+            <w:tcW w:type="dxa" w:w="1881"/>
           </w:tcPr>
           <w:p>
             <w:pPr>
@@ -2809,18 +3136,18 @@
                 <w:color w:val="1E2228"/>
                 <w:sz w:val="19"/>
               </w:rPr>
-              <w:t>5,496</w:t>
-            </w:r>
-          </w:p>
-        </w:tc>
-        <w:tc>
-          <w:tcPr>
-            <w:tcW w:type="dxa" w:w="3135"/>
-          </w:tcPr>
-          <w:p>
-            <w:pPr>
-              <w:spacing w:before="40" w:after="40" w:line="288" w:lineRule="auto"/>
-              <w:jc w:val="right"/>
+              <w:t>2,304</w:t>
+            </w:r>
+          </w:p>
+        </w:tc>
+        <w:tc>
+          <w:tcPr>
+            <w:tcW w:type="dxa" w:w="1881"/>
+          </w:tcPr>
+          <w:p>
+            <w:pPr>
+              <w:spacing w:before="40" w:after="40" w:line="288" w:lineRule="auto"/>
+              <w:jc w:val="left"/>
             </w:pPr>
             <w:r>
               <w:rPr>
@@ -2830,7 +3157,7 @@
                 <w:color w:val="1E2228"/>
                 <w:sz w:val="19"/>
               </w:rPr>
-              <w:t>15.1 %</w:t>
+              <w:t>골조에서 도출</w:t>
             </w:r>
           </w:p>
         </w:tc>
@@ -2838,7 +3165,49 @@
       <w:tr>
         <w:tc>
           <w:tcPr>
-            <w:tcW w:type="dxa" w:w="3135"/>
+            <w:tcW w:type="dxa" w:w="1881"/>
+          </w:tcPr>
+          <w:p>
+            <w:pPr>
+              <w:spacing w:before="40" w:after="40" w:line="288" w:lineRule="auto"/>
+              <w:jc w:val="left"/>
+            </w:pPr>
+            <w:r>
+              <w:rPr>
+                <w:rFonts w:ascii="맑은 고딕" w:hAnsi="맑은 고딕" w:eastAsia="맑은 고딕"/>
+                <w:b w:val="0"/>
+                <w:i w:val="0"/>
+                <w:color w:val="1E2228"/>
+                <w:sz w:val="19"/>
+              </w:rPr>
+              <w:t>슬래브 단부</w:t>
+            </w:r>
+          </w:p>
+        </w:tc>
+        <w:tc>
+          <w:tcPr>
+            <w:tcW w:type="dxa" w:w="1881"/>
+          </w:tcPr>
+          <w:p>
+            <w:pPr>
+              <w:spacing w:before="40" w:after="40" w:line="288" w:lineRule="auto"/>
+              <w:jc w:val="left"/>
+            </w:pPr>
+            <w:r>
+              <w:rPr>
+                <w:rFonts w:ascii="맑은 고딕" w:hAnsi="맑은 고딕" w:eastAsia="맑은 고딕"/>
+                <w:b w:val="0"/>
+                <w:i w:val="0"/>
+                <w:color w:val="1E2228"/>
+                <w:sz w:val="19"/>
+              </w:rPr>
+              <w:t>떨어짐</w:t>
+            </w:r>
+          </w:p>
+        </w:tc>
+        <w:tc>
+          <w:tcPr>
+            <w:tcW w:type="dxa" w:w="1881"/>
           </w:tcPr>
           <w:p>
             <w:pPr>
@@ -2853,13 +3222,13 @@
                 <w:color w:val="1E2228"/>
                 <w:sz w:val="19"/>
               </w:rPr>
-              <w:t>4</w:t>
-            </w:r>
-          </w:p>
-        </w:tc>
-        <w:tc>
-          <w:tcPr>
-            <w:tcW w:type="dxa" w:w="3135"/>
+              <w:t>10</w:t>
+            </w:r>
+          </w:p>
+        </w:tc>
+        <w:tc>
+          <w:tcPr>
+            <w:tcW w:type="dxa" w:w="1881"/>
           </w:tcPr>
           <w:p>
             <w:pPr>
@@ -2874,18 +3243,18 @@
                 <w:color w:val="1E2228"/>
                 <w:sz w:val="19"/>
               </w:rPr>
-              <w:t>7,144</w:t>
-            </w:r>
-          </w:p>
-        </w:tc>
-        <w:tc>
-          <w:tcPr>
-            <w:tcW w:type="dxa" w:w="3135"/>
-          </w:tcPr>
-          <w:p>
-            <w:pPr>
-              <w:spacing w:before="40" w:after="40" w:line="288" w:lineRule="auto"/>
-              <w:jc w:val="right"/>
+              <w:t>2,208</w:t>
+            </w:r>
+          </w:p>
+        </w:tc>
+        <w:tc>
+          <w:tcPr>
+            <w:tcW w:type="dxa" w:w="1881"/>
+          </w:tcPr>
+          <w:p>
+            <w:pPr>
+              <w:spacing w:before="40" w:after="40" w:line="288" w:lineRule="auto"/>
+              <w:jc w:val="left"/>
             </w:pPr>
             <w:r>
               <w:rPr>
@@ -2895,7 +3264,7 @@
                 <w:color w:val="1E2228"/>
                 <w:sz w:val="19"/>
               </w:rPr>
-              <w:t>19.7 %</w:t>
+              <w:t>골조에서 도출</w:t>
             </w:r>
           </w:p>
         </w:tc>
@@ -2903,7 +3272,49 @@
       <w:tr>
         <w:tc>
           <w:tcPr>
-            <w:tcW w:type="dxa" w:w="3135"/>
+            <w:tcW w:type="dxa" w:w="1881"/>
+          </w:tcPr>
+          <w:p>
+            <w:pPr>
+              <w:spacing w:before="40" w:after="40" w:line="288" w:lineRule="auto"/>
+              <w:jc w:val="left"/>
+            </w:pPr>
+            <w:r>
+              <w:rPr>
+                <w:rFonts w:ascii="맑은 고딕" w:hAnsi="맑은 고딕" w:eastAsia="맑은 고딕"/>
+                <w:b w:val="0"/>
+                <w:i w:val="0"/>
+                <w:color w:val="1E2228"/>
+                <w:sz w:val="19"/>
+              </w:rPr>
+              <w:t>개구부 주변</w:t>
+            </w:r>
+          </w:p>
+        </w:tc>
+        <w:tc>
+          <w:tcPr>
+            <w:tcW w:type="dxa" w:w="1881"/>
+          </w:tcPr>
+          <w:p>
+            <w:pPr>
+              <w:spacing w:before="40" w:after="40" w:line="288" w:lineRule="auto"/>
+              <w:jc w:val="left"/>
+            </w:pPr>
+            <w:r>
+              <w:rPr>
+                <w:rFonts w:ascii="맑은 고딕" w:hAnsi="맑은 고딕" w:eastAsia="맑은 고딕"/>
+                <w:b w:val="0"/>
+                <w:i w:val="0"/>
+                <w:color w:val="1E2228"/>
+                <w:sz w:val="19"/>
+              </w:rPr>
+              <w:t>떨어짐</w:t>
+            </w:r>
+          </w:p>
+        </w:tc>
+        <w:tc>
+          <w:tcPr>
+            <w:tcW w:type="dxa" w:w="1881"/>
           </w:tcPr>
           <w:p>
             <w:pPr>
@@ -2918,13 +3329,13 @@
                 <w:color w:val="1E2228"/>
                 <w:sz w:val="19"/>
               </w:rPr>
-              <w:t>3</w:t>
-            </w:r>
-          </w:p>
-        </w:tc>
-        <w:tc>
-          <w:tcPr>
-            <w:tcW w:type="dxa" w:w="3135"/>
+              <w:t>10</w:t>
+            </w:r>
+          </w:p>
+        </w:tc>
+        <w:tc>
+          <w:tcPr>
+            <w:tcW w:type="dxa" w:w="1881"/>
           </w:tcPr>
           <w:p>
             <w:pPr>
@@ -2939,18 +3350,18 @@
                 <w:color w:val="1E2228"/>
                 <w:sz w:val="19"/>
               </w:rPr>
-              <w:t>796</w:t>
-            </w:r>
-          </w:p>
-        </w:tc>
-        <w:tc>
-          <w:tcPr>
-            <w:tcW w:type="dxa" w:w="3135"/>
-          </w:tcPr>
-          <w:p>
-            <w:pPr>
-              <w:spacing w:before="40" w:after="40" w:line="288" w:lineRule="auto"/>
-              <w:jc w:val="right"/>
+              <w:t>1,536</w:t>
+            </w:r>
+          </w:p>
+        </w:tc>
+        <w:tc>
+          <w:tcPr>
+            <w:tcW w:type="dxa" w:w="1881"/>
+          </w:tcPr>
+          <w:p>
+            <w:pPr>
+              <w:spacing w:before="40" w:after="40" w:line="288" w:lineRule="auto"/>
+              <w:jc w:val="left"/>
             </w:pPr>
             <w:r>
               <w:rPr>
@@ -2960,7 +3371,7 @@
                 <w:color w:val="1E2228"/>
                 <w:sz w:val="19"/>
               </w:rPr>
-              <w:t>2.2 %</w:t>
+              <w:t>골조에서 도출</w:t>
             </w:r>
           </w:p>
         </w:tc>
@@ -2968,7 +3379,49 @@
       <w:tr>
         <w:tc>
           <w:tcPr>
-            <w:tcW w:type="dxa" w:w="3135"/>
+            <w:tcW w:type="dxa" w:w="1881"/>
+          </w:tcPr>
+          <w:p>
+            <w:pPr>
+              <w:spacing w:before="40" w:after="40" w:line="288" w:lineRule="auto"/>
+              <w:jc w:val="left"/>
+            </w:pPr>
+            <w:r>
+              <w:rPr>
+                <w:rFonts w:ascii="맑은 고딕" w:hAnsi="맑은 고딕" w:eastAsia="맑은 고딕"/>
+                <w:b w:val="0"/>
+                <w:i w:val="0"/>
+                <w:color w:val="1E2228"/>
+                <w:sz w:val="19"/>
+              </w:rPr>
+              <w:t>리프트 승강구</w:t>
+            </w:r>
+          </w:p>
+        </w:tc>
+        <w:tc>
+          <w:tcPr>
+            <w:tcW w:type="dxa" w:w="1881"/>
+          </w:tcPr>
+          <w:p>
+            <w:pPr>
+              <w:spacing w:before="40" w:after="40" w:line="288" w:lineRule="auto"/>
+              <w:jc w:val="left"/>
+            </w:pPr>
+            <w:r>
+              <w:rPr>
+                <w:rFonts w:ascii="맑은 고딕" w:hAnsi="맑은 고딕" w:eastAsia="맑은 고딕"/>
+                <w:b w:val="0"/>
+                <w:i w:val="0"/>
+                <w:color w:val="1E2228"/>
+                <w:sz w:val="19"/>
+              </w:rPr>
+              <w:t>떨어짐 · 끼임</w:t>
+            </w:r>
+          </w:p>
+        </w:tc>
+        <w:tc>
+          <w:tcPr>
+            <w:tcW w:type="dxa" w:w="1881"/>
           </w:tcPr>
           <w:p>
             <w:pPr>
@@ -2983,13 +3436,13 @@
                 <w:color w:val="1E2228"/>
                 <w:sz w:val="19"/>
               </w:rPr>
-              <w:t>2</w:t>
-            </w:r>
-          </w:p>
-        </w:tc>
-        <w:tc>
-          <w:tcPr>
-            <w:tcW w:type="dxa" w:w="3135"/>
+              <w:t>10</w:t>
+            </w:r>
+          </w:p>
+        </w:tc>
+        <w:tc>
+          <w:tcPr>
+            <w:tcW w:type="dxa" w:w="1881"/>
           </w:tcPr>
           <w:p>
             <w:pPr>
@@ -3004,18 +3457,18 @@
                 <w:color w:val="1E2228"/>
                 <w:sz w:val="19"/>
               </w:rPr>
-              <w:t>2,520</w:t>
-            </w:r>
-          </w:p>
-        </w:tc>
-        <w:tc>
-          <w:tcPr>
-            <w:tcW w:type="dxa" w:w="3135"/>
-          </w:tcPr>
-          <w:p>
-            <w:pPr>
-              <w:spacing w:before="40" w:after="40" w:line="288" w:lineRule="auto"/>
-              <w:jc w:val="right"/>
+              <w:t>576</w:t>
+            </w:r>
+          </w:p>
+        </w:tc>
+        <w:tc>
+          <w:tcPr>
+            <w:tcW w:type="dxa" w:w="1881"/>
+          </w:tcPr>
+          <w:p>
+            <w:pPr>
+              <w:spacing w:before="40" w:after="40" w:line="288" w:lineRule="auto"/>
+              <w:jc w:val="left"/>
             </w:pPr>
             <w:r>
               <w:rPr>
@@ -3025,7 +3478,7 @@
                 <w:color w:val="1E2228"/>
                 <w:sz w:val="19"/>
               </w:rPr>
-              <w:t>6.9 %</w:t>
+              <w:t>안전관리계획서 3.2.1 라. 2) 다)</w:t>
             </w:r>
           </w:p>
         </w:tc>
@@ -3033,7 +3486,49 @@
       <w:tr>
         <w:tc>
           <w:tcPr>
-            <w:tcW w:type="dxa" w:w="3135"/>
+            <w:tcW w:type="dxa" w:w="1881"/>
+          </w:tcPr>
+          <w:p>
+            <w:pPr>
+              <w:spacing w:before="40" w:after="40" w:line="288" w:lineRule="auto"/>
+              <w:jc w:val="left"/>
+            </w:pPr>
+            <w:r>
+              <w:rPr>
+                <w:rFonts w:ascii="맑은 고딕" w:hAnsi="맑은 고딕" w:eastAsia="맑은 고딕"/>
+                <w:b w:val="0"/>
+                <w:i w:val="0"/>
+                <w:color w:val="1E2228"/>
+                <w:sz w:val="19"/>
+              </w:rPr>
+              <w:t>타워크레인 인양반경</w:t>
+            </w:r>
+          </w:p>
+        </w:tc>
+        <w:tc>
+          <w:tcPr>
+            <w:tcW w:type="dxa" w:w="1881"/>
+          </w:tcPr>
+          <w:p>
+            <w:pPr>
+              <w:spacing w:before="40" w:after="40" w:line="288" w:lineRule="auto"/>
+              <w:jc w:val="left"/>
+            </w:pPr>
+            <w:r>
+              <w:rPr>
+                <w:rFonts w:ascii="맑은 고딕" w:hAnsi="맑은 고딕" w:eastAsia="맑은 고딕"/>
+                <w:b w:val="0"/>
+                <w:i w:val="0"/>
+                <w:color w:val="1E2228"/>
+                <w:sz w:val="19"/>
+              </w:rPr>
+              <w:t>물체에 맞음</w:t>
+            </w:r>
+          </w:p>
+        </w:tc>
+        <w:tc>
+          <w:tcPr>
+            <w:tcW w:type="dxa" w:w="1881"/>
           </w:tcPr>
           <w:p>
             <w:pPr>
@@ -3048,13 +3543,569 @@
                 <w:color w:val="1E2228"/>
                 <w:sz w:val="19"/>
               </w:rPr>
+              <w:t>4</w:t>
+            </w:r>
+          </w:p>
+        </w:tc>
+        <w:tc>
+          <w:tcPr>
+            <w:tcW w:type="dxa" w:w="1881"/>
+          </w:tcPr>
+          <w:p>
+            <w:pPr>
+              <w:spacing w:before="40" w:after="40" w:line="288" w:lineRule="auto"/>
+              <w:jc w:val="right"/>
+            </w:pPr>
+            <w:r>
+              <w:rPr>
+                <w:rFonts w:ascii="맑은 고딕" w:hAnsi="맑은 고딕" w:eastAsia="맑은 고딕"/>
+                <w:b w:val="0"/>
+                <w:i w:val="0"/>
+                <w:color w:val="1E2228"/>
+                <w:sz w:val="19"/>
+              </w:rPr>
+              <w:t>8,440</w:t>
+            </w:r>
+          </w:p>
+        </w:tc>
+        <w:tc>
+          <w:tcPr>
+            <w:tcW w:type="dxa" w:w="1881"/>
+          </w:tcPr>
+          <w:p>
+            <w:pPr>
+              <w:spacing w:before="40" w:after="40" w:line="288" w:lineRule="auto"/>
+              <w:jc w:val="left"/>
+            </w:pPr>
+            <w:r>
+              <w:rPr>
+                <w:rFonts w:ascii="맑은 고딕" w:hAnsi="맑은 고딕" w:eastAsia="맑은 고딕"/>
+                <w:b w:val="0"/>
+                <w:i w:val="0"/>
+                <w:color w:val="1E2228"/>
+                <w:sz w:val="19"/>
+              </w:rPr>
+              <w:t>안전관리계획서 3.2.1 라. 2) 다)</w:t>
+            </w:r>
+          </w:p>
+        </w:tc>
+      </w:tr>
+      <w:tr>
+        <w:tc>
+          <w:tcPr>
+            <w:tcW w:type="dxa" w:w="1881"/>
+          </w:tcPr>
+          <w:p>
+            <w:pPr>
+              <w:spacing w:before="40" w:after="40" w:line="288" w:lineRule="auto"/>
+              <w:jc w:val="left"/>
+            </w:pPr>
+            <w:r>
+              <w:rPr>
+                <w:rFonts w:ascii="맑은 고딕" w:hAnsi="맑은 고딕" w:eastAsia="맑은 고딕"/>
+                <w:b w:val="0"/>
+                <w:i w:val="0"/>
+                <w:color w:val="1E2228"/>
+                <w:sz w:val="19"/>
+              </w:rPr>
+              <w:t>자재 야적장</w:t>
+            </w:r>
+          </w:p>
+        </w:tc>
+        <w:tc>
+          <w:tcPr>
+            <w:tcW w:type="dxa" w:w="1881"/>
+          </w:tcPr>
+          <w:p>
+            <w:pPr>
+              <w:spacing w:before="40" w:after="40" w:line="288" w:lineRule="auto"/>
+              <w:jc w:val="left"/>
+            </w:pPr>
+            <w:r>
+              <w:rPr>
+                <w:rFonts w:ascii="맑은 고딕" w:hAnsi="맑은 고딕" w:eastAsia="맑은 고딕"/>
+                <w:b w:val="0"/>
+                <w:i w:val="0"/>
+                <w:color w:val="1E2228"/>
+                <w:sz w:val="19"/>
+              </w:rPr>
+              <w:t>부딪힘 · 깔림</w:t>
+            </w:r>
+          </w:p>
+        </w:tc>
+        <w:tc>
+          <w:tcPr>
+            <w:tcW w:type="dxa" w:w="1881"/>
+          </w:tcPr>
+          <w:p>
+            <w:pPr>
+              <w:spacing w:before="40" w:after="40" w:line="288" w:lineRule="auto"/>
+              <w:jc w:val="right"/>
+            </w:pPr>
+            <w:r>
+              <w:rPr>
+                <w:rFonts w:ascii="맑은 고딕" w:hAnsi="맑은 고딕" w:eastAsia="맑은 고딕"/>
+                <w:b w:val="0"/>
+                <w:i w:val="0"/>
+                <w:color w:val="1E2228"/>
+                <w:sz w:val="19"/>
+              </w:rPr>
+              <w:t>3</w:t>
+            </w:r>
+          </w:p>
+        </w:tc>
+        <w:tc>
+          <w:tcPr>
+            <w:tcW w:type="dxa" w:w="1881"/>
+          </w:tcPr>
+          <w:p>
+            <w:pPr>
+              <w:spacing w:before="40" w:after="40" w:line="288" w:lineRule="auto"/>
+              <w:jc w:val="right"/>
+            </w:pPr>
+            <w:r>
+              <w:rPr>
+                <w:rFonts w:ascii="맑은 고딕" w:hAnsi="맑은 고딕" w:eastAsia="맑은 고딕"/>
+                <w:b w:val="0"/>
+                <w:i w:val="0"/>
+                <w:color w:val="1E2228"/>
+                <w:sz w:val="19"/>
+              </w:rPr>
+              <w:t>796</w:t>
+            </w:r>
+          </w:p>
+        </w:tc>
+        <w:tc>
+          <w:tcPr>
+            <w:tcW w:type="dxa" w:w="1881"/>
+          </w:tcPr>
+          <w:p>
+            <w:pPr>
+              <w:spacing w:before="40" w:after="40" w:line="288" w:lineRule="auto"/>
+              <w:jc w:val="left"/>
+            </w:pPr>
+            <w:r>
+              <w:rPr>
+                <w:rFonts w:ascii="맑은 고딕" w:hAnsi="맑은 고딕" w:eastAsia="맑은 고딕"/>
+                <w:b w:val="0"/>
+                <w:i w:val="0"/>
+                <w:color w:val="1E2228"/>
+                <w:sz w:val="19"/>
+              </w:rPr>
+              <w:t>안전관리계획서 3.2.1 라. 2) 나)</w:t>
+            </w:r>
+          </w:p>
+        </w:tc>
+      </w:tr>
+      <w:tr>
+        <w:tc>
+          <w:tcPr>
+            <w:tcW w:type="dxa" w:w="1881"/>
+          </w:tcPr>
+          <w:p>
+            <w:pPr>
+              <w:spacing w:before="40" w:after="40" w:line="288" w:lineRule="auto"/>
+              <w:jc w:val="left"/>
+            </w:pPr>
+            <w:r>
+              <w:rPr>
+                <w:rFonts w:ascii="맑은 고딕" w:hAnsi="맑은 고딕" w:eastAsia="맑은 고딕"/>
+                <w:b w:val="0"/>
+                <w:i w:val="0"/>
+                <w:color w:val="1E2228"/>
+                <w:sz w:val="19"/>
+              </w:rPr>
+              <w:t>콘크리트 타설면</w:t>
+            </w:r>
+          </w:p>
+        </w:tc>
+        <w:tc>
+          <w:tcPr>
+            <w:tcW w:type="dxa" w:w="1881"/>
+          </w:tcPr>
+          <w:p>
+            <w:pPr>
+              <w:spacing w:before="40" w:after="40" w:line="288" w:lineRule="auto"/>
+              <w:jc w:val="left"/>
+            </w:pPr>
+            <w:r>
+              <w:rPr>
+                <w:rFonts w:ascii="맑은 고딕" w:hAnsi="맑은 고딕" w:eastAsia="맑은 고딕"/>
+                <w:b w:val="0"/>
+                <w:i w:val="0"/>
+                <w:color w:val="1E2228"/>
+                <w:sz w:val="19"/>
+              </w:rPr>
+              <w:t>무너짐</w:t>
+            </w:r>
+          </w:p>
+        </w:tc>
+        <w:tc>
+          <w:tcPr>
+            <w:tcW w:type="dxa" w:w="1881"/>
+          </w:tcPr>
+          <w:p>
+            <w:pPr>
+              <w:spacing w:before="40" w:after="40" w:line="288" w:lineRule="auto"/>
+              <w:jc w:val="right"/>
+            </w:pPr>
+            <w:r>
+              <w:rPr>
+                <w:rFonts w:ascii="맑은 고딕" w:hAnsi="맑은 고딕" w:eastAsia="맑은 고딕"/>
+                <w:b w:val="0"/>
+                <w:i w:val="0"/>
+                <w:color w:val="1E2228"/>
+                <w:sz w:val="19"/>
+              </w:rPr>
+              <w:t>2</w:t>
+            </w:r>
+          </w:p>
+        </w:tc>
+        <w:tc>
+          <w:tcPr>
+            <w:tcW w:type="dxa" w:w="1881"/>
+          </w:tcPr>
+          <w:p>
+            <w:pPr>
+              <w:spacing w:before="40" w:after="40" w:line="288" w:lineRule="auto"/>
+              <w:jc w:val="right"/>
+            </w:pPr>
+            <w:r>
+              <w:rPr>
+                <w:rFonts w:ascii="맑은 고딕" w:hAnsi="맑은 고딕" w:eastAsia="맑은 고딕"/>
+                <w:b w:val="0"/>
+                <w:i w:val="0"/>
+                <w:color w:val="1E2228"/>
+                <w:sz w:val="19"/>
+              </w:rPr>
+              <w:t>4,992</w:t>
+            </w:r>
+          </w:p>
+        </w:tc>
+        <w:tc>
+          <w:tcPr>
+            <w:tcW w:type="dxa" w:w="1881"/>
+          </w:tcPr>
+          <w:p>
+            <w:pPr>
+              <w:spacing w:before="40" w:after="40" w:line="288" w:lineRule="auto"/>
+              <w:jc w:val="left"/>
+            </w:pPr>
+            <w:r>
+              <w:rPr>
+                <w:rFonts w:ascii="맑은 고딕" w:hAnsi="맑은 고딕" w:eastAsia="맑은 고딕"/>
+                <w:b w:val="0"/>
+                <w:i w:val="0"/>
+                <w:color w:val="1E2228"/>
+                <w:sz w:val="19"/>
+              </w:rPr>
+              <w:t>골조에서 도출</w:t>
+            </w:r>
+          </w:p>
+        </w:tc>
+      </w:tr>
+      <w:tr>
+        <w:tc>
+          <w:tcPr>
+            <w:tcW w:type="dxa" w:w="1881"/>
+          </w:tcPr>
+          <w:p>
+            <w:pPr>
+              <w:spacing w:before="40" w:after="40" w:line="288" w:lineRule="auto"/>
+              <w:jc w:val="left"/>
+            </w:pPr>
+            <w:r>
+              <w:rPr>
+                <w:rFonts w:ascii="맑은 고딕" w:hAnsi="맑은 고딕" w:eastAsia="맑은 고딕"/>
+                <w:b w:val="0"/>
+                <w:i w:val="0"/>
+                <w:color w:val="1E2228"/>
+                <w:sz w:val="19"/>
+              </w:rPr>
+              <w:t>굴착면</w:t>
+            </w:r>
+          </w:p>
+        </w:tc>
+        <w:tc>
+          <w:tcPr>
+            <w:tcW w:type="dxa" w:w="1881"/>
+          </w:tcPr>
+          <w:p>
+            <w:pPr>
+              <w:spacing w:before="40" w:after="40" w:line="288" w:lineRule="auto"/>
+              <w:jc w:val="left"/>
+            </w:pPr>
+            <w:r>
+              <w:rPr>
+                <w:rFonts w:ascii="맑은 고딕" w:hAnsi="맑은 고딕" w:eastAsia="맑은 고딕"/>
+                <w:b w:val="0"/>
+                <w:i w:val="0"/>
+                <w:color w:val="1E2228"/>
+                <w:sz w:val="19"/>
+              </w:rPr>
+              <w:t>무너짐</w:t>
+            </w:r>
+          </w:p>
+        </w:tc>
+        <w:tc>
+          <w:tcPr>
+            <w:tcW w:type="dxa" w:w="1881"/>
+          </w:tcPr>
+          <w:p>
+            <w:pPr>
+              <w:spacing w:before="40" w:after="40" w:line="288" w:lineRule="auto"/>
+              <w:jc w:val="right"/>
+            </w:pPr>
+            <w:r>
+              <w:rPr>
+                <w:rFonts w:ascii="맑은 고딕" w:hAnsi="맑은 고딕" w:eastAsia="맑은 고딕"/>
+                <w:b w:val="0"/>
+                <w:i w:val="0"/>
+                <w:color w:val="1E2228"/>
+                <w:sz w:val="19"/>
+              </w:rPr>
+              <w:t>2</w:t>
+            </w:r>
+          </w:p>
+        </w:tc>
+        <w:tc>
+          <w:tcPr>
+            <w:tcW w:type="dxa" w:w="1881"/>
+          </w:tcPr>
+          <w:p>
+            <w:pPr>
+              <w:spacing w:before="40" w:after="40" w:line="288" w:lineRule="auto"/>
+              <w:jc w:val="right"/>
+            </w:pPr>
+            <w:r>
+              <w:rPr>
+                <w:rFonts w:ascii="맑은 고딕" w:hAnsi="맑은 고딕" w:eastAsia="맑은 고딕"/>
+                <w:b w:val="0"/>
+                <w:i w:val="0"/>
+                <w:color w:val="1E2228"/>
+                <w:sz w:val="19"/>
+              </w:rPr>
+              <w:t>1,080</w:t>
+            </w:r>
+          </w:p>
+        </w:tc>
+        <w:tc>
+          <w:tcPr>
+            <w:tcW w:type="dxa" w:w="1881"/>
+          </w:tcPr>
+          <w:p>
+            <w:pPr>
+              <w:spacing w:before="40" w:after="40" w:line="288" w:lineRule="auto"/>
+              <w:jc w:val="left"/>
+            </w:pPr>
+            <w:r>
+              <w:rPr>
+                <w:rFonts w:ascii="맑은 고딕" w:hAnsi="맑은 고딕" w:eastAsia="맑은 고딕"/>
+                <w:b w:val="0"/>
+                <w:i w:val="0"/>
+                <w:color w:val="1E2228"/>
+                <w:sz w:val="19"/>
+              </w:rPr>
+              <w:t>안전관리계획서 3.3.2 + 별지 제8·9호</w:t>
+            </w:r>
+          </w:p>
+        </w:tc>
+      </w:tr>
+    </w:tbl>
+    <w:p>
+      <w:pPr>
+        <w:spacing w:after="120" w:before="0" w:line="324" w:lineRule="auto"/>
+      </w:pPr>
+    </w:p>
+    <w:p>
+      <w:pPr>
+        <w:spacing w:after="140" w:before="0" w:line="324" w:lineRule="auto"/>
+      </w:pPr>
+      <w:r>
+        <w:rPr>
+          <w:rFonts w:ascii="맑은 고딕" w:hAnsi="맑은 고딕" w:eastAsia="맑은 고딕"/>
+          <w:b w:val="0"/>
+          <w:i w:val="0"/>
+          <w:color w:val="1E2228"/>
+          <w:sz w:val="20"/>
+        </w:rPr>
+        <w:t>구역이 겹치는 셀에는 보수적으로 높은 쪽 가중치를 준다. 그 결과 활동공간 36,348 셀의 가중치 분포는 다음과 같다.</w:t>
+      </w:r>
+    </w:p>
+    <w:tbl>
+      <w:tblPr>
+        <w:tblStyle w:val="TableGrid"/>
+        <w:tblW w:type="auto" w:w="0"/>
+        <w:jc w:val="center"/>
+        <w:tblLook w:firstColumn="1" w:firstRow="1" w:lastColumn="0" w:lastRow="0" w:noHBand="0" w:noVBand="1" w:val="04A0"/>
+      </w:tblPr>
+      <w:tblGrid>
+        <w:gridCol w:w="1568"/>
+        <w:gridCol w:w="1568"/>
+        <w:gridCol w:w="1568"/>
+        <w:gridCol w:w="1568"/>
+        <w:gridCol w:w="1568"/>
+        <w:gridCol w:w="1568"/>
+      </w:tblGrid>
+      <w:tr>
+        <w:tc>
+          <w:tcPr>
+            <w:tcW w:type="dxa" w:w="1568"/>
+            <w:shd w:val="clear" w:fill="EEF1F4"/>
+          </w:tcPr>
+          <w:p>
+            <w:pPr>
+              <w:spacing w:before="40" w:after="40" w:line="288" w:lineRule="auto"/>
+              <w:jc w:val="center"/>
+            </w:pPr>
+            <w:r>
+              <w:rPr>
+                <w:rFonts w:ascii="맑은 고딕" w:hAnsi="맑은 고딕" w:eastAsia="맑은 고딕"/>
+                <w:b/>
+                <w:i w:val="0"/>
+                <w:color w:val="1E2228"/>
+                <w:sz w:val="19"/>
+              </w:rPr>
+              <w:t>가중치</w:t>
+            </w:r>
+          </w:p>
+        </w:tc>
+        <w:tc>
+          <w:tcPr>
+            <w:tcW w:type="dxa" w:w="1568"/>
+            <w:shd w:val="clear" w:fill="EEF1F4"/>
+          </w:tcPr>
+          <w:p>
+            <w:pPr>
+              <w:spacing w:before="40" w:after="40" w:line="288" w:lineRule="auto"/>
+              <w:jc w:val="center"/>
+            </w:pPr>
+            <w:r>
+              <w:rPr>
+                <w:rFonts w:ascii="맑은 고딕" w:hAnsi="맑은 고딕" w:eastAsia="맑은 고딕"/>
+                <w:b/>
+                <w:i w:val="0"/>
+                <w:color w:val="1E2228"/>
+                <w:sz w:val="19"/>
+              </w:rPr>
+              <w:t>10</w:t>
+            </w:r>
+          </w:p>
+        </w:tc>
+        <w:tc>
+          <w:tcPr>
+            <w:tcW w:type="dxa" w:w="1568"/>
+            <w:shd w:val="clear" w:fill="EEF1F4"/>
+          </w:tcPr>
+          <w:p>
+            <w:pPr>
+              <w:spacing w:before="40" w:after="40" w:line="288" w:lineRule="auto"/>
+              <w:jc w:val="center"/>
+            </w:pPr>
+            <w:r>
+              <w:rPr>
+                <w:rFonts w:ascii="맑은 고딕" w:hAnsi="맑은 고딕" w:eastAsia="맑은 고딕"/>
+                <w:b/>
+                <w:i w:val="0"/>
+                <w:color w:val="1E2228"/>
+                <w:sz w:val="19"/>
+              </w:rPr>
+              <w:t>4</w:t>
+            </w:r>
+          </w:p>
+        </w:tc>
+        <w:tc>
+          <w:tcPr>
+            <w:tcW w:type="dxa" w:w="1568"/>
+            <w:shd w:val="clear" w:fill="EEF1F4"/>
+          </w:tcPr>
+          <w:p>
+            <w:pPr>
+              <w:spacing w:before="40" w:after="40" w:line="288" w:lineRule="auto"/>
+              <w:jc w:val="center"/>
+            </w:pPr>
+            <w:r>
+              <w:rPr>
+                <w:rFonts w:ascii="맑은 고딕" w:hAnsi="맑은 고딕" w:eastAsia="맑은 고딕"/>
+                <w:b/>
+                <w:i w:val="0"/>
+                <w:color w:val="1E2228"/>
+                <w:sz w:val="19"/>
+              </w:rPr>
+              <w:t>3</w:t>
+            </w:r>
+          </w:p>
+        </w:tc>
+        <w:tc>
+          <w:tcPr>
+            <w:tcW w:type="dxa" w:w="1568"/>
+            <w:shd w:val="clear" w:fill="EEF1F4"/>
+          </w:tcPr>
+          <w:p>
+            <w:pPr>
+              <w:spacing w:before="40" w:after="40" w:line="288" w:lineRule="auto"/>
+              <w:jc w:val="center"/>
+            </w:pPr>
+            <w:r>
+              <w:rPr>
+                <w:rFonts w:ascii="맑은 고딕" w:hAnsi="맑은 고딕" w:eastAsia="맑은 고딕"/>
+                <w:b/>
+                <w:i w:val="0"/>
+                <w:color w:val="1E2228"/>
+                <w:sz w:val="19"/>
+              </w:rPr>
+              <w:t>2</w:t>
+            </w:r>
+          </w:p>
+        </w:tc>
+        <w:tc>
+          <w:tcPr>
+            <w:tcW w:type="dxa" w:w="1568"/>
+            <w:shd w:val="clear" w:fill="EEF1F4"/>
+          </w:tcPr>
+          <w:p>
+            <w:pPr>
+              <w:spacing w:before="40" w:after="40" w:line="288" w:lineRule="auto"/>
+              <w:jc w:val="center"/>
+            </w:pPr>
+            <w:r>
+              <w:rPr>
+                <w:rFonts w:ascii="맑은 고딕" w:hAnsi="맑은 고딕" w:eastAsia="맑은 고딕"/>
+                <w:b/>
+                <w:i w:val="0"/>
+                <w:color w:val="1E2228"/>
+                <w:sz w:val="19"/>
+              </w:rPr>
               <w:t>1 (일반)</w:t>
             </w:r>
           </w:p>
         </w:tc>
-        <w:tc>
-          <w:tcPr>
-            <w:tcW w:type="dxa" w:w="3135"/>
+      </w:tr>
+      <w:tr>
+        <w:tc>
+          <w:tcPr>
+            <w:tcW w:type="dxa" w:w="1568"/>
+          </w:tcPr>
+          <w:p>
+            <w:pPr>
+              <w:spacing w:before="40" w:after="40" w:line="288" w:lineRule="auto"/>
+              <w:jc w:val="left"/>
+            </w:pPr>
+            <w:r>
+              <w:rPr>
+                <w:rFonts w:ascii="맑은 고딕" w:hAnsi="맑은 고딕" w:eastAsia="맑은 고딕"/>
+                <w:b w:val="0"/>
+                <w:i w:val="0"/>
+                <w:color w:val="1E2228"/>
+                <w:sz w:val="19"/>
+              </w:rPr>
+              <w:t>셀 수</w:t>
+            </w:r>
+          </w:p>
+        </w:tc>
+        <w:tc>
+          <w:tcPr>
+            <w:tcW w:type="dxa" w:w="1568"/>
           </w:tcPr>
           <w:p>
             <w:pPr>
@@ -3069,13 +4120,204 @@
                 <w:color w:val="1E2228"/>
                 <w:sz w:val="19"/>
               </w:rPr>
+              <w:t>5,496</w:t>
+            </w:r>
+          </w:p>
+        </w:tc>
+        <w:tc>
+          <w:tcPr>
+            <w:tcW w:type="dxa" w:w="1568"/>
+          </w:tcPr>
+          <w:p>
+            <w:pPr>
+              <w:spacing w:before="40" w:after="40" w:line="288" w:lineRule="auto"/>
+              <w:jc w:val="right"/>
+            </w:pPr>
+            <w:r>
+              <w:rPr>
+                <w:rFonts w:ascii="맑은 고딕" w:hAnsi="맑은 고딕" w:eastAsia="맑은 고딕"/>
+                <w:b w:val="0"/>
+                <w:i w:val="0"/>
+                <w:color w:val="1E2228"/>
+                <w:sz w:val="19"/>
+              </w:rPr>
+              <w:t>7,144</w:t>
+            </w:r>
+          </w:p>
+        </w:tc>
+        <w:tc>
+          <w:tcPr>
+            <w:tcW w:type="dxa" w:w="1568"/>
+          </w:tcPr>
+          <w:p>
+            <w:pPr>
+              <w:spacing w:before="40" w:after="40" w:line="288" w:lineRule="auto"/>
+              <w:jc w:val="right"/>
+            </w:pPr>
+            <w:r>
+              <w:rPr>
+                <w:rFonts w:ascii="맑은 고딕" w:hAnsi="맑은 고딕" w:eastAsia="맑은 고딕"/>
+                <w:b w:val="0"/>
+                <w:i w:val="0"/>
+                <w:color w:val="1E2228"/>
+                <w:sz w:val="19"/>
+              </w:rPr>
+              <w:t>796</w:t>
+            </w:r>
+          </w:p>
+        </w:tc>
+        <w:tc>
+          <w:tcPr>
+            <w:tcW w:type="dxa" w:w="1568"/>
+          </w:tcPr>
+          <w:p>
+            <w:pPr>
+              <w:spacing w:before="40" w:after="40" w:line="288" w:lineRule="auto"/>
+              <w:jc w:val="right"/>
+            </w:pPr>
+            <w:r>
+              <w:rPr>
+                <w:rFonts w:ascii="맑은 고딕" w:hAnsi="맑은 고딕" w:eastAsia="맑은 고딕"/>
+                <w:b w:val="0"/>
+                <w:i w:val="0"/>
+                <w:color w:val="1E2228"/>
+                <w:sz w:val="19"/>
+              </w:rPr>
+              <w:t>2,520</w:t>
+            </w:r>
+          </w:p>
+        </w:tc>
+        <w:tc>
+          <w:tcPr>
+            <w:tcW w:type="dxa" w:w="1568"/>
+          </w:tcPr>
+          <w:p>
+            <w:pPr>
+              <w:spacing w:before="40" w:after="40" w:line="288" w:lineRule="auto"/>
+              <w:jc w:val="right"/>
+            </w:pPr>
+            <w:r>
+              <w:rPr>
+                <w:rFonts w:ascii="맑은 고딕" w:hAnsi="맑은 고딕" w:eastAsia="맑은 고딕"/>
+                <w:b w:val="0"/>
+                <w:i w:val="0"/>
+                <w:color w:val="1E2228"/>
+                <w:sz w:val="19"/>
+              </w:rPr>
               <w:t>20,392</w:t>
             </w:r>
           </w:p>
         </w:tc>
-        <w:tc>
-          <w:tcPr>
-            <w:tcW w:type="dxa" w:w="3135"/>
+      </w:tr>
+      <w:tr>
+        <w:tc>
+          <w:tcPr>
+            <w:tcW w:type="dxa" w:w="1568"/>
+          </w:tcPr>
+          <w:p>
+            <w:pPr>
+              <w:spacing w:before="40" w:after="40" w:line="288" w:lineRule="auto"/>
+              <w:jc w:val="left"/>
+            </w:pPr>
+            <w:r>
+              <w:rPr>
+                <w:rFonts w:ascii="맑은 고딕" w:hAnsi="맑은 고딕" w:eastAsia="맑은 고딕"/>
+                <w:b w:val="0"/>
+                <w:i w:val="0"/>
+                <w:color w:val="1E2228"/>
+                <w:sz w:val="19"/>
+              </w:rPr>
+              <w:t>비율</w:t>
+            </w:r>
+          </w:p>
+        </w:tc>
+        <w:tc>
+          <w:tcPr>
+            <w:tcW w:type="dxa" w:w="1568"/>
+          </w:tcPr>
+          <w:p>
+            <w:pPr>
+              <w:spacing w:before="40" w:after="40" w:line="288" w:lineRule="auto"/>
+              <w:jc w:val="right"/>
+            </w:pPr>
+            <w:r>
+              <w:rPr>
+                <w:rFonts w:ascii="맑은 고딕" w:hAnsi="맑은 고딕" w:eastAsia="맑은 고딕"/>
+                <w:b w:val="0"/>
+                <w:i w:val="0"/>
+                <w:color w:val="1E2228"/>
+                <w:sz w:val="19"/>
+              </w:rPr>
+              <w:t>15.1 %</w:t>
+            </w:r>
+          </w:p>
+        </w:tc>
+        <w:tc>
+          <w:tcPr>
+            <w:tcW w:type="dxa" w:w="1568"/>
+          </w:tcPr>
+          <w:p>
+            <w:pPr>
+              <w:spacing w:before="40" w:after="40" w:line="288" w:lineRule="auto"/>
+              <w:jc w:val="right"/>
+            </w:pPr>
+            <w:r>
+              <w:rPr>
+                <w:rFonts w:ascii="맑은 고딕" w:hAnsi="맑은 고딕" w:eastAsia="맑은 고딕"/>
+                <w:b w:val="0"/>
+                <w:i w:val="0"/>
+                <w:color w:val="1E2228"/>
+                <w:sz w:val="19"/>
+              </w:rPr>
+              <w:t>19.7 %</w:t>
+            </w:r>
+          </w:p>
+        </w:tc>
+        <w:tc>
+          <w:tcPr>
+            <w:tcW w:type="dxa" w:w="1568"/>
+          </w:tcPr>
+          <w:p>
+            <w:pPr>
+              <w:spacing w:before="40" w:after="40" w:line="288" w:lineRule="auto"/>
+              <w:jc w:val="right"/>
+            </w:pPr>
+            <w:r>
+              <w:rPr>
+                <w:rFonts w:ascii="맑은 고딕" w:hAnsi="맑은 고딕" w:eastAsia="맑은 고딕"/>
+                <w:b w:val="0"/>
+                <w:i w:val="0"/>
+                <w:color w:val="1E2228"/>
+                <w:sz w:val="19"/>
+              </w:rPr>
+              <w:t>2.2 %</w:t>
+            </w:r>
+          </w:p>
+        </w:tc>
+        <w:tc>
+          <w:tcPr>
+            <w:tcW w:type="dxa" w:w="1568"/>
+          </w:tcPr>
+          <w:p>
+            <w:pPr>
+              <w:spacing w:before="40" w:after="40" w:line="288" w:lineRule="auto"/>
+              <w:jc w:val="right"/>
+            </w:pPr>
+            <w:r>
+              <w:rPr>
+                <w:rFonts w:ascii="맑은 고딕" w:hAnsi="맑은 고딕" w:eastAsia="맑은 고딕"/>
+                <w:b w:val="0"/>
+                <w:i w:val="0"/>
+                <w:color w:val="1E2228"/>
+                <w:sz w:val="19"/>
+              </w:rPr>
+              <w:t>6.9 %</w:t>
+            </w:r>
+          </w:p>
+        </w:tc>
+        <w:tc>
+          <w:tcPr>
+            <w:tcW w:type="dxa" w:w="1568"/>
           </w:tcPr>
           <w:p>
             <w:pPr>
@@ -3965,7 +5207,7 @@
           <w:color w:val="1E2228"/>
           <w:sz w:val="19"/>
         </w:rPr>
-        <w:t>표 6-4. 임계를 어디에 두느냐로 답이 바뀐다 (같은 배치, 같은 현장)</w:t>
+        <w:t>표 6-5. 임계를 어디에 두느냐로 답이 바뀐다 (같은 배치, 같은 현장)</w:t>
       </w:r>
     </w:p>
     <w:tbl>
@@ -5639,7 +6881,7 @@
           <w:color w:val="1E2228"/>
           <w:sz w:val="19"/>
         </w:rPr>
-        <w:t>표 6-5. ρ — 머리 크기별 미착용 검출률 (실사진 미착용 2,200 인스턴스)</w:t>
+        <w:t>표 6-6. ρ — 머리 크기별 미착용 검출률 (실사진 미착용 2,200 인스턴스)</w:t>
       </w:r>
     </w:p>
     <w:tbl>
@@ -6687,7 +7929,7 @@
           <w:color w:val="1E2228"/>
           <w:sz w:val="19"/>
         </w:rPr>
-        <w:t>표 6-6. θ — 부감각별 미착용 검출률 (288조건 격자)</w:t>
+        <w:t>표 6-7. θ — 부감각별 미착용 검출률 (288조건 격자)</w:t>
       </w:r>
     </w:p>
     <w:tbl>
@@ -7064,7 +8306,7 @@
           <w:color w:val="1E2228"/>
           <w:sz w:val="19"/>
         </w:rPr>
-        <w:t>표 6-7. o — 가림률별 미착용 검출률 (288조건 격자)</w:t>
+        <w:t>표 6-8. o — 가림률별 미착용 검출률 (288조건 격자)</w:t>
       </w:r>
     </w:p>
     <w:tbl>
@@ -8349,7 +9591,7 @@
           <w:color w:val="1E2228"/>
           <w:sz w:val="19"/>
         </w:rPr>
-        <w:t>표 6-8. 동일 예산 8대, 세 배치를 같은 자로 잰 결과</w:t>
+        <w:t>표 6-9. 동일 예산 8대, 세 배치를 같은 자로 잰 결과</w:t>
       </w:r>
     </w:p>
     <w:tbl>
@@ -9353,7 +10595,7 @@
           <w:color w:val="1E2228"/>
           <w:sz w:val="19"/>
         </w:rPr>
-        <w:t>표 6-9. 미달 원인과 개선 방향</w:t>
+        <w:t>표 6-10. 미달 원인과 개선 방향</w:t>
       </w:r>
     </w:p>
     <w:tbl>
@@ -9859,7 +11101,7 @@
           <w:color w:val="1E2228"/>
           <w:sz w:val="19"/>
         </w:rPr>
-        <w:t>표 6-10. 미달 셀 24,704개의 원인 분포 (확률 기준 배치)</w:t>
+        <w:t>표 6-11. 미달 셀 24,704개의 원인 분포 (확률 기준 배치)</w:t>
       </w:r>
     </w:p>
     <w:tbl>
@@ -10755,7 +11997,7 @@
           <w:color w:val="1E2228"/>
           <w:sz w:val="19"/>
         </w:rPr>
-        <w:t>표 6-11. 민감도 스윕 결과</w:t>
+        <w:t>표 6-12. 민감도 스윕 결과</w:t>
       </w:r>
     </w:p>
     <w:tbl>
@@ -11461,7 +12703,27 @@
           <w:color w:val="1E2228"/>
           <w:sz w:val="20"/>
         </w:rPr>
-        <w:t>했으며 3D 시점 변화의 근사다. 다만 현장 대부분이 45° 이하이고 그 구간에서 g(θ) ≈ 0.98 이라 기여가 작다.</w:t>
+        <w:t xml:space="preserve">했으며 3D 시점 변화의 근사다. 다만 이 현장의 가시 쌍은 </w:t>
+      </w:r>
+      <w:r>
+        <w:rPr>
+          <w:rFonts w:ascii="맑은 고딕" w:hAnsi="맑은 고딕" w:eastAsia="맑은 고딕"/>
+          <w:b/>
+          <w:i w:val="0"/>
+          <w:color w:val="1E2228"/>
+          <w:sz w:val="20"/>
+        </w:rPr>
+        <w:t>98.6 %가 45° 이하</w:t>
+      </w:r>
+      <w:r>
+        <w:rPr>
+          <w:rFonts w:ascii="맑은 고딕" w:hAnsi="맑은 고딕" w:eastAsia="맑은 고딕"/>
+          <w:b w:val="0"/>
+          <w:i w:val="0"/>
+          <w:color w:val="1E2228"/>
+          <w:sz w:val="20"/>
+        </w:rPr>
+        <w:t>(중앙값 1.3°)이고 그 구간에서 g(θ) ≈ 0.98 이라, 근사의 오차가 결과에 들어오는 몫이 작다.</w:t>
       </w:r>
     </w:p>
     <w:p>
@@ -11570,6 +12832,42 @@
           <w:sz w:val="20"/>
         </w:rPr>
         <w:t xml:space="preserve"> 수직 화각이 작업면을 덮도록 조준했다고 가정했으며, 이는 낙관 방향의 가정이다.</w:t>
+      </w:r>
+    </w:p>
+    <w:p>
+      <w:pPr>
+        <w:spacing w:after="80" w:line="324" w:lineRule="auto"/>
+        <w:ind w:left="312" w:hanging="198"/>
+      </w:pPr>
+      <w:r>
+        <w:rPr>
+          <w:rFonts w:ascii="맑은 고딕" w:hAnsi="맑은 고딕" w:eastAsia="맑은 고딕"/>
+          <w:b w:val="0"/>
+          <w:i w:val="0"/>
+          <w:color w:val="5C6570"/>
+          <w:sz w:val="20"/>
+        </w:rPr>
+        <w:t xml:space="preserve">• </w:t>
+      </w:r>
+      <w:r>
+        <w:rPr>
+          <w:rFonts w:ascii="맑은 고딕" w:hAnsi="맑은 고딕" w:eastAsia="맑은 고딕"/>
+          <w:b/>
+          <w:i w:val="0"/>
+          <w:color w:val="1E2228"/>
+          <w:sz w:val="20"/>
+        </w:rPr>
+        <w:t>위험가중치는 전국 합계라 구역별 노출량을 보정하지 못한다.</w:t>
+      </w:r>
+      <w:r>
+        <w:rPr>
+          <w:rFonts w:ascii="맑은 고딕" w:hAnsi="맑은 고딕" w:eastAsia="맑은 고딕"/>
+          <w:b w:val="0"/>
+          <w:i w:val="0"/>
+          <w:color w:val="1E2228"/>
+          <w:sz w:val="20"/>
+        </w:rPr>
+        <w:t xml:space="preserve"> 떨어짐은 모든 단부·개구부에 걸쳐 넓게 일어나고 붕괴는 타설 구역처럼 좁은 곳에 집중되므로, 단위면적당 위험은 이 표와 다를 수 있다. 실제로 콘크리트 타설면·굴착면이 자재 야적장보다 낮게 나오는데 현장 감각과 어긋난다. 통계가 그렇게 말하는 것이지 붕괴가 덜 위험해서가 아니다. 가중치를 교체 가능한 입력으로 분리해 둔 이유가 여기에 있다.</w:t>
       </w:r>
     </w:p>
     <w:p>

--- a/outputs/제안서_6장_0825.docx
+++ b/outputs/제안서_6장_0825.docx
@@ -108,7 +108,7 @@
       <w:r>
         <w:drawing>
           <wp:inline xmlns:a="http://schemas.openxmlformats.org/drawingml/2006/main" xmlns:pic="http://schemas.openxmlformats.org/drawingml/2006/picture">
-            <wp:extent cx="5760000" cy="1541053"/>
+            <wp:extent cx="5760000" cy="1762759"/>
             <wp:docPr id="1" name="Picture 1"/>
             <wp:cNvGraphicFramePr>
               <a:graphicFrameLocks noChangeAspect="1"/>
@@ -117,7 +117,7 @@
               <a:graphicData uri="http://schemas.openxmlformats.org/drawingml/2006/picture">
                 <pic:pic>
                   <pic:nvPicPr>
-                    <pic:cNvPr id="0" name="fig_pipeline.png"/>
+                    <pic:cNvPr id="0" name="fig_process_steps.png"/>
                     <pic:cNvPicPr/>
                   </pic:nvPicPr>
                   <pic:blipFill>
@@ -129,7 +129,7 @@
                   <pic:spPr>
                     <a:xfrm>
                       <a:off x="0" y="0"/>
-                      <a:ext cx="5760000" cy="1541053"/>
+                      <a:ext cx="5760000" cy="1762759"/>
                     </a:xfrm>
                     <a:prstGeom prst="rect"/>
                   </pic:spPr>
@@ -153,7 +153,7 @@
           <w:color w:val="5C6570"/>
           <w:sz w:val="19"/>
         </w:rPr>
-        <w:t>Fig 4. AI CCTV 배치 적정성 평가 프로세스</w:t>
+        <w:t>Fig 4. AI CCTV 배치 적정성 평가 프로세스와 단계별 실행 결과</w:t>
       </w:r>
     </w:p>
     <w:p>
@@ -169,7 +169,7 @@
           <w:color w:val="5C6570"/>
           <w:sz w:val="18"/>
         </w:rPr>
-        <w:t>STEP 01~05 를 좌→우 한 줄로. STEP 03 만 색을 달리해 "여기만 실측 데이터, 나머지는 규칙 기반"임을 한눈에 보이게 한다.</w:t>
+        <w:t>굵은 테두리(STEP 03)만 실측 데이터에서 온다. 나머지 네 단계는 규칙 기반이다.</w:t>
       </w:r>
     </w:p>
     <w:p>
@@ -8891,7 +8891,7 @@
           <w:color w:val="5C6570"/>
           <w:sz w:val="18"/>
         </w:rPr>
-        <w:t>실측점(점)과 적합 곡선(선)을 3단으로. 가로축에 픽셀뿐 아니라 거리(m)를 병기.</w:t>
+        <w:t>점은 실측값, 선은 적합 곡선. 세로축은 기준조건(ρ 48px·θ 0°·가림 0%) 대비 정규화값이다.</w:t>
       </w:r>
     </w:p>
     <w:p>
@@ -10178,7 +10178,7 @@
           <w:color w:val="5C6570"/>
           <w:sz w:val="19"/>
         </w:rPr>
-        <w:t>Fig 6. 세 배치 비교</w:t>
+        <w:t>Fig 6. 동일 예산 8대, 세 배치를 같은 자로 잰 결과</w:t>
       </w:r>
     </w:p>
     <w:p>
@@ -10194,7 +10194,7 @@
           <w:color w:val="5C6570"/>
           <w:sz w:val="18"/>
         </w:rPr>
-        <w:t>평면도 3장을 나란히. 카메라 위치와 검출확률 히트맵(0~1). 아래에 WDR 막대.</w:t>
+        <w:t>오른쪽 미달구역 수는 판정 임계 0.5 기준이며, 6.6 에 적었듯 이 차이는 임계에 따라 뒤집힌다.</w:t>
       </w:r>
     </w:p>
     <w:p>
@@ -11668,64 +11668,8 @@
       <w:r>
         <w:drawing>
           <wp:inline xmlns:a="http://schemas.openxmlformats.org/drawingml/2006/main" xmlns:pic="http://schemas.openxmlformats.org/drawingml/2006/picture">
-            <wp:extent cx="5760000" cy="4687158"/>
+            <wp:extent cx="5760000" cy="2059789"/>
             <wp:docPr id="6" name="Picture 6"/>
-            <wp:cNvGraphicFramePr>
-              <a:graphicFrameLocks noChangeAspect="1"/>
-            </wp:cNvGraphicFramePr>
-            <a:graphic>
-              <a:graphicData uri="http://schemas.openxmlformats.org/drawingml/2006/picture">
-                <pic:pic>
-                  <pic:nvPicPr>
-                    <pic:cNvPr id="0" name="fig_report.png"/>
-                    <pic:cNvPicPr/>
-                  </pic:nvPicPr>
-                  <pic:blipFill>
-                    <a:blip r:embed="rId14"/>
-                    <a:stretch>
-                      <a:fillRect/>
-                    </a:stretch>
-                  </pic:blipFill>
-                  <pic:spPr>
-                    <a:xfrm>
-                      <a:off x="0" y="0"/>
-                      <a:ext cx="5760000" cy="4687158"/>
-                    </a:xfrm>
-                    <a:prstGeom prst="rect"/>
-                  </pic:spPr>
-                </pic:pic>
-              </a:graphicData>
-            </a:graphic>
-          </wp:inline>
-        </w:drawing>
-      </w:r>
-    </w:p>
-    <w:p>
-      <w:pPr>
-        <w:spacing w:after="80" w:before="0" w:line="324" w:lineRule="auto"/>
-        <w:jc w:val="center"/>
-      </w:pPr>
-      <w:r>
-        <w:rPr>
-          <w:rFonts w:ascii="맑은 고딕" w:hAnsi="맑은 고딕" w:eastAsia="맑은 고딕"/>
-          <w:b w:val="0"/>
-          <w:i w:val="0"/>
-          <w:color w:val="5C6570"/>
-          <w:sz w:val="19"/>
-        </w:rPr>
-        <w:t>Fig 8. 고위험 미감시구역 지도 (평면)</w:t>
-      </w:r>
-    </w:p>
-    <w:p>
-      <w:pPr>
-        <w:spacing w:before="120" w:after="60"/>
-        <w:jc w:val="center"/>
-      </w:pPr>
-      <w:r>
-        <w:drawing>
-          <wp:inline xmlns:a="http://schemas.openxmlformats.org/drawingml/2006/main" xmlns:pic="http://schemas.openxmlformats.org/drawingml/2006/picture">
-            <wp:extent cx="5760000" cy="2059789"/>
-            <wp:docPr id="7" name="Picture 7"/>
             <wp:cNvGraphicFramePr>
               <a:graphicFrameLocks noChangeAspect="1"/>
             </wp:cNvGraphicFramePr>
@@ -11737,7 +11681,7 @@
                     <pic:cNvPicPr/>
                   </pic:nvPicPr>
                   <pic:blipFill>
-                    <a:blip r:embed="rId15"/>
+                    <a:blip r:embed="rId14"/>
                     <a:stretch>
                       <a:fillRect/>
                     </a:stretch>
@@ -11769,52 +11713,12 @@
           <w:color w:val="5C6570"/>
           <w:sz w:val="19"/>
         </w:rPr>
-        <w:t>Fig 9. 고위험 미감시구역 지도 (3D)</w:t>
+        <w:t>Fig 8. 고위험 미감시구역 지도 (평면 · 3D)</w:t>
       </w:r>
     </w:p>
     <w:p>
       <w:pPr>
-        <w:spacing w:before="120" w:after="60"/>
-        <w:jc w:val="center"/>
-      </w:pPr>
-      <w:r>
-        <w:drawing>
-          <wp:inline xmlns:a="http://schemas.openxmlformats.org/drawingml/2006/main" xmlns:pic="http://schemas.openxmlformats.org/drawingml/2006/picture">
-            <wp:extent cx="5760000" cy="2728421"/>
-            <wp:docPr id="8" name="Picture 8"/>
-            <wp:cNvGraphicFramePr>
-              <a:graphicFrameLocks noChangeAspect="1"/>
-            </wp:cNvGraphicFramePr>
-            <a:graphic>
-              <a:graphicData uri="http://schemas.openxmlformats.org/drawingml/2006/picture">
-                <pic:pic>
-                  <pic:nvPicPr>
-                    <pic:cNvPr id="0" name="fig_prescribe.png"/>
-                    <pic:cNvPicPr/>
-                  </pic:nvPicPr>
-                  <pic:blipFill>
-                    <a:blip r:embed="rId16"/>
-                    <a:stretch>
-                      <a:fillRect/>
-                    </a:stretch>
-                  </pic:blipFill>
-                  <pic:spPr>
-                    <a:xfrm>
-                      <a:off x="0" y="0"/>
-                      <a:ext cx="5760000" cy="2728421"/>
-                    </a:xfrm>
-                    <a:prstGeom prst="rect"/>
-                  </pic:spPr>
-                </pic:pic>
-              </a:graphicData>
-            </a:graphic>
-          </wp:inline>
-        </w:drawing>
-      </w:r>
-    </w:p>
-    <w:p>
-      <w:pPr>
-        <w:spacing w:after="80" w:before="0" w:line="324" w:lineRule="auto"/>
+        <w:spacing w:after="160" w:before="0" w:line="324" w:lineRule="auto"/>
         <w:jc w:val="center"/>
       </w:pPr>
       <w:r>
@@ -11823,9 +11727,9 @@
           <w:b w:val="0"/>
           <w:i w:val="0"/>
           <w:color w:val="5C6570"/>
-          <w:sz w:val="19"/>
+          <w:sz w:val="18"/>
         </w:rPr>
-        <w:t>Fig 10. 셀별 개선 처방</w:t>
+        <w:t>붉을수록 검출확률이 낮다. 흰 점은 카메라 후보, 검은 점은 선택된 8대.</w:t>
       </w:r>
     </w:p>
     <w:p>
@@ -13187,7 +13091,7 @@
     </w:p>
     <w:sectPr>
       <w:pgSz w:w="12240" w:h="15840"/>
-      <w:pgMar w:top="1247" w:right="1417" w:bottom="1247" w:left="1417" w:header="720" w:footer="720" w:gutter="0"/>
+      <w:pgMar w:top="1417" w:right="1417" w:bottom="1417" w:left="1417" w:header="720" w:footer="720" w:gutter="0"/>
       <w:cols w:space="720"/>
       <w:docGrid w:linePitch="360"/>
     </w:sectPr>

--- a/outputs/제안서_6장_0825.docx
+++ b/outputs/제안서_6장_0825.docx
@@ -11668,7 +11668,7 @@
       <w:r>
         <w:drawing>
           <wp:inline xmlns:a="http://schemas.openxmlformats.org/drawingml/2006/main" xmlns:pic="http://schemas.openxmlformats.org/drawingml/2006/picture">
-            <wp:extent cx="5760000" cy="2059789"/>
+            <wp:extent cx="5760000" cy="2017684"/>
             <wp:docPr id="6" name="Picture 6"/>
             <wp:cNvGraphicFramePr>
               <a:graphicFrameLocks noChangeAspect="1"/>
@@ -11689,7 +11689,7 @@
                   <pic:spPr>
                     <a:xfrm>
                       <a:off x="0" y="0"/>
-                      <a:ext cx="5760000" cy="2059789"/>
+                      <a:ext cx="5760000" cy="2017684"/>
                     </a:xfrm>
                     <a:prstGeom prst="rect"/>
                   </pic:spPr>

--- a/outputs/제안서_6장_0825.docx
+++ b/outputs/제안서_6장_0825.docx
@@ -11871,7 +11871,7 @@
           <w:color w:val="144E8C"/>
           <w:sz w:val="21"/>
         </w:rPr>
-        <w:t>자유 파라미터 민감도</w:t>
+        <w:t>근거를 못 찾아 우리가 정한 값이 둘 있다</w:t>
       </w:r>
     </w:p>
     <w:p>
@@ -11886,7 +11886,114 @@
           <w:color w:val="1E2228"/>
           <w:sz w:val="20"/>
         </w:rPr>
-        <w:t>공개된 근거가 없어 우리가 정할 수밖에 없었던 값이 둘 있다 — 가림 실험의 스트라이프 주기와 현장 비계의 시야 점유율이다. 둘 다 스윕했다.</w:t>
+        <w:t>이 장의 수치는 대부분 실측이거나 공개 통계에서 왔다. 그런데 두 값만은 참고할 근거가 없어 우리가 정해야 했다.</w:t>
+      </w:r>
+    </w:p>
+    <w:p>
+      <w:pPr>
+        <w:spacing w:after="80" w:line="324" w:lineRule="auto"/>
+        <w:ind w:left="312" w:hanging="198"/>
+      </w:pPr>
+      <w:r>
+        <w:rPr>
+          <w:rFonts w:ascii="맑은 고딕" w:hAnsi="맑은 고딕" w:eastAsia="맑은 고딕"/>
+          <w:b w:val="0"/>
+          <w:i w:val="0"/>
+          <w:color w:val="5C6570"/>
+          <w:sz w:val="20"/>
+        </w:rPr>
+        <w:t xml:space="preserve">• </w:t>
+      </w:r>
+      <w:r>
+        <w:rPr>
+          <w:rFonts w:ascii="맑은 고딕" w:hAnsi="맑은 고딕" w:eastAsia="맑은 고딕"/>
+          <w:b/>
+          <w:i w:val="0"/>
+          <w:color w:val="1E2228"/>
+          <w:sz w:val="20"/>
+        </w:rPr>
+        <w:t>가림 실험의 세로줄 간격.</w:t>
+      </w:r>
+      <w:r>
+        <w:rPr>
+          <w:rFonts w:ascii="맑은 고딕" w:hAnsi="맑은 고딕" w:eastAsia="맑은 고딕"/>
+          <w:b w:val="0"/>
+          <w:i w:val="0"/>
+          <w:color w:val="1E2228"/>
+          <w:sz w:val="20"/>
+        </w:rPr>
+        <w:t xml:space="preserve"> 같은 가림률 30 %라도 굵은 기둥 하나로 가린 것과 촘촘한 창살로 가린 것은 검출기에게 전혀 다른 그림이다. 아래 표의 λ 는 그 촘촘함이 검출률에 미치는 세기이며, 값이 클수록 가림에 더 급격히 무너진다.</w:t>
+      </w:r>
+    </w:p>
+    <w:p>
+      <w:pPr>
+        <w:spacing w:after="80" w:line="324" w:lineRule="auto"/>
+        <w:ind w:left="312" w:hanging="198"/>
+      </w:pPr>
+      <w:r>
+        <w:rPr>
+          <w:rFonts w:ascii="맑은 고딕" w:hAnsi="맑은 고딕" w:eastAsia="맑은 고딕"/>
+          <w:b w:val="0"/>
+          <w:i w:val="0"/>
+          <w:color w:val="5C6570"/>
+          <w:sz w:val="20"/>
+        </w:rPr>
+        <w:t xml:space="preserve">• </w:t>
+      </w:r>
+      <w:r>
+        <w:rPr>
+          <w:rFonts w:ascii="맑은 고딕" w:hAnsi="맑은 고딕" w:eastAsia="맑은 고딕"/>
+          <w:b/>
+          <w:i w:val="0"/>
+          <w:color w:val="1E2228"/>
+          <w:sz w:val="20"/>
+        </w:rPr>
+        <w:t>현장 비계가 시야를 막는 비율.</w:t>
+      </w:r>
+      <w:r>
+        <w:rPr>
+          <w:rFonts w:ascii="맑은 고딕" w:hAnsi="맑은 고딕" w:eastAsia="맑은 고딕"/>
+          <w:b w:val="0"/>
+          <w:i w:val="0"/>
+          <w:color w:val="1E2228"/>
+          <w:sz w:val="20"/>
+        </w:rPr>
+        <w:t xml:space="preserve"> 가상 현장의 외곽 비계를 얼마나 불투명하게 볼 것인가.</w:t>
+      </w:r>
+    </w:p>
+    <w:p>
+      <w:pPr>
+        <w:spacing w:after="140" w:before="0" w:line="324" w:lineRule="auto"/>
+      </w:pPr>
+      <w:r>
+        <w:rPr>
+          <w:rFonts w:ascii="맑은 고딕" w:hAnsi="맑은 고딕" w:eastAsia="맑은 고딕"/>
+          <w:b w:val="0"/>
+          <w:i w:val="0"/>
+          <w:color w:val="1E2228"/>
+          <w:sz w:val="20"/>
+        </w:rPr>
+        <w:t xml:space="preserve">이 둘이 결론을 좌우한다면 우리 결론은 사실 </w:t>
+      </w:r>
+      <w:r>
+        <w:rPr>
+          <w:rFonts w:ascii="맑은 고딕" w:hAnsi="맑은 고딕" w:eastAsia="맑은 고딕"/>
+          <w:b/>
+          <w:i w:val="0"/>
+          <w:color w:val="1E2228"/>
+          <w:sz w:val="20"/>
+        </w:rPr>
+        <w:t>우리가 고른 숫자의 결론</w:t>
+      </w:r>
+      <w:r>
+        <w:rPr>
+          <w:rFonts w:ascii="맑은 고딕" w:hAnsi="맑은 고딕" w:eastAsia="맑은 고딕"/>
+          <w:b w:val="0"/>
+          <w:i w:val="0"/>
+          <w:color w:val="1E2228"/>
+          <w:sz w:val="20"/>
+        </w:rPr>
+        <w:t>이다. 그래서 두 값을 각각 넓게 흔들어 놓고, 결론이 따라 움직이는지 확인했다.</w:t>
       </w:r>
     </w:p>
     <w:p>
@@ -12445,6 +12552,21 @@
     </w:p>
     <w:p>
       <w:pPr>
+        <w:spacing w:after="80" w:before="200" w:line="324" w:lineRule="auto"/>
+      </w:pPr>
+      <w:r>
+        <w:rPr>
+          <w:rFonts w:ascii="맑은 고딕" w:hAnsi="맑은 고딕" w:eastAsia="맑은 고딕"/>
+          <w:b/>
+          <w:i w:val="0"/>
+          <w:color w:val="144E8C"/>
+          <w:sz w:val="21"/>
+        </w:rPr>
+        <w:t>흔들리는 것과 버티는 것</w:t>
+      </w:r>
+    </w:p>
+    <w:p>
+      <w:pPr>
         <w:spacing w:after="140" w:before="0" w:line="324" w:lineRule="auto"/>
       </w:pPr>
       <w:r>
@@ -12455,7 +12577,7 @@
           <w:color w:val="1E2228"/>
           <w:sz w:val="20"/>
         </w:rPr>
-        <w:t>절대 WDR 은 0.2365 ~ 0.6324 로 크게 흔들리지만, ΔWDR 은 +0.0150 ~ +0.0253 으로 전 구간에서 부호가 유지된다.</w:t>
+        <w:t>절대값은 크게 흔들린다.</w:t>
       </w:r>
       <w:r>
         <w:rPr>
@@ -12465,7 +12587,27 @@
           <w:color w:val="1E2228"/>
           <w:sz w:val="20"/>
         </w:rPr>
-        <w:t xml:space="preserve"> 따라서 본 연구가 주장하는 것은 </w:t>
+        <w:t xml:space="preserve"> 검출률이 0.2365 에서 0.6324 까지, 조건에 따라 거의 세 배로 움직인다. 가림을 심하게 잡으면 뚝 떨어지고 느슨하게 잡으면 올라간다. 즉 </w:t>
+      </w:r>
+      <w:r>
+        <w:rPr>
+          <w:rFonts w:ascii="맑은 고딕" w:hAnsi="맑은 고딕" w:eastAsia="맑은 고딕"/>
+          <w:b w:val="0"/>
+          <w:i/>
+          <w:color w:val="1E2228"/>
+          <w:sz w:val="20"/>
+        </w:rPr>
+        <w:t>"이 현장의 검출률은 44.8 %다"</w:t>
+      </w:r>
+      <w:r>
+        <w:rPr>
+          <w:rFonts w:ascii="맑은 고딕" w:hAnsi="맑은 고딕" w:eastAsia="맑은 고딕"/>
+          <w:b w:val="0"/>
+          <w:i w:val="0"/>
+          <w:color w:val="1E2228"/>
+          <w:sz w:val="20"/>
+        </w:rPr>
+        <w:t xml:space="preserve"> 라는 문장은 우리가 고른 가림 설정에 매달려 있으며, </w:t>
       </w:r>
       <w:r>
         <w:rPr>
@@ -12475,7 +12617,77 @@
           <w:color w:val="1E2228"/>
           <w:sz w:val="20"/>
         </w:rPr>
-        <w:t>절대 검출률의 정확한 값이 아니라 두 배치의 차이</w:t>
+        <w:t>주어진 가정 아래의 값</w:t>
+      </w:r>
+      <w:r>
+        <w:rPr>
+          <w:rFonts w:ascii="맑은 고딕" w:hAnsi="맑은 고딕" w:eastAsia="맑은 고딕"/>
+          <w:b w:val="0"/>
+          <w:i w:val="0"/>
+          <w:color w:val="1E2228"/>
+          <w:sz w:val="20"/>
+        </w:rPr>
+        <w:t>으로 읽어야 한다.</w:t>
+      </w:r>
+    </w:p>
+    <w:p>
+      <w:pPr>
+        <w:spacing w:after="140" w:before="0" w:line="324" w:lineRule="auto"/>
+      </w:pPr>
+      <w:r>
+        <w:rPr>
+          <w:rFonts w:ascii="맑은 고딕" w:hAnsi="맑은 고딕" w:eastAsia="맑은 고딕"/>
+          <w:b/>
+          <w:i w:val="0"/>
+          <w:color w:val="1E2228"/>
+          <w:sz w:val="20"/>
+        </w:rPr>
+        <w:t>두 배치의 차이는 버틴다.</w:t>
+      </w:r>
+      <w:r>
+        <w:rPr>
+          <w:rFonts w:ascii="맑은 고딕" w:hAnsi="맑은 고딕" w:eastAsia="맑은 고딕"/>
+          <w:b w:val="0"/>
+          <w:i w:val="0"/>
+          <w:color w:val="1E2228"/>
+          <w:sz w:val="20"/>
+        </w:rPr>
+        <w:t xml:space="preserve"> 다섯 조건 전부에서 확률 기준 배치가 앞서고, 그 폭도 +0.0150 ~ +0.0253 사이에 머문다. 어느 설정을 골라도 </w:t>
+      </w:r>
+      <w:r>
+        <w:rPr>
+          <w:rFonts w:ascii="맑은 고딕" w:hAnsi="맑은 고딕" w:eastAsia="맑은 고딕"/>
+          <w:b/>
+          <w:i w:val="0"/>
+          <w:color w:val="1E2228"/>
+          <w:sz w:val="20"/>
+        </w:rPr>
+        <w:t>순서가 뒤집히지 않았다.</w:t>
+      </w:r>
+    </w:p>
+    <w:p>
+      <w:pPr>
+        <w:spacing w:after="140" w:before="0" w:line="324" w:lineRule="auto"/>
+      </w:pPr>
+      <w:r>
+        <w:rPr>
+          <w:rFonts w:ascii="맑은 고딕" w:hAnsi="맑은 고딕" w:eastAsia="맑은 고딕"/>
+          <w:b w:val="0"/>
+          <w:i w:val="0"/>
+          <w:color w:val="1E2228"/>
+          <w:sz w:val="20"/>
+        </w:rPr>
+        <w:t xml:space="preserve">그래서 본 연구가 주장하는 것은 절대 검출률의 정확한 값이 아니라, </w:t>
+      </w:r>
+      <w:r>
+        <w:rPr>
+          <w:rFonts w:ascii="맑은 고딕" w:hAnsi="맑은 고딕" w:eastAsia="맑은 고딕"/>
+          <w:b/>
+          <w:i w:val="0"/>
+          <w:color w:val="1E2228"/>
+          <w:sz w:val="20"/>
+        </w:rPr>
+        <w:t>같은 예산에서 확률 기준으로 배치하면 검출률이 올라간다는 관계</w:t>
       </w:r>
       <w:r>
         <w:rPr>
@@ -12490,6 +12702,21 @@
     </w:p>
     <w:p>
       <w:pPr>
+        <w:spacing w:after="80" w:before="200" w:line="324" w:lineRule="auto"/>
+      </w:pPr>
+      <w:r>
+        <w:rPr>
+          <w:rFonts w:ascii="맑은 고딕" w:hAnsi="맑은 고딕" w:eastAsia="맑은 고딕"/>
+          <w:b/>
+          <w:i w:val="0"/>
+          <w:color w:val="144E8C"/>
+          <w:sz w:val="21"/>
+        </w:rPr>
+        <w:t>곡선을 바꿔도 결론이 유지된다</w:t>
+      </w:r>
+    </w:p>
+    <w:p>
+      <w:pPr>
         <w:spacing w:after="140" w:before="0" w:line="324" w:lineRule="auto"/>
       </w:pPr>
       <w:r>
@@ -12500,7 +12727,7 @@
           <w:color w:val="1E2228"/>
           <w:sz w:val="20"/>
         </w:rPr>
-        <w:t xml:space="preserve">검출기를 다른 모델(YOLO26n)로 바꿔도 반감점이 12.85 → 12.30 px 로 움직일 뿐 구조는 유지된다. </w:t>
+        <w:t xml:space="preserve">검출기를 다른 모델(YOLO26n)로 바꿔 곡선을 다시 뽑았다. 검출률이 절반으로 꺾이는 머리 크기가 12.85 → 12.30 px 로 움직였을 뿐 곡선의 모양과 결론은 같았다. 애초에 이 도구는 </w:t>
       </w:r>
       <w:r>
         <w:rPr>
@@ -12510,7 +12737,7 @@
           <w:color w:val="1E2228"/>
           <w:sz w:val="20"/>
         </w:rPr>
-        <w:t>곡선은 교체 가능한 입력으로 분리되어 있으므로</w:t>
+        <w:t>곡선을 갈아끼울 수 있는 부품으로 분리해 두었다.</w:t>
       </w:r>
       <w:r>
         <w:rPr>
@@ -12520,7 +12747,7 @@
           <w:color w:val="1E2228"/>
           <w:sz w:val="20"/>
         </w:rPr>
-        <w:t>, 실제 LH A-Eye 모델의 성능 곡선이 확보되면 그것만 갈아끼우면 된다.</w:t>
+        <w:t xml:space="preserve"> 실제 LH A-Eye 모델의 성능 곡선이 확보되면 그 파일 하나만 교체하면 되고, 현장 모형·기하 계산· 최적화 코드는 손대지 않는다.</w:t>
       </w:r>
     </w:p>
     <w:p>
@@ -12571,7 +12798,7 @@
           <w:color w:val="1E2228"/>
           <w:sz w:val="20"/>
         </w:rPr>
-        <w:t xml:space="preserve"> 판정 임계 0.6 에서는 확률 배치의 미달 셀이 오히려 274개 많다. 전 구간에서 버티는 것은 WDR 차이뿐이므로, 미달구역 감소를 근거로 쓰지 않는다.</w:t>
+        <w:t xml:space="preserve"> 판정 임계를 0.5 대신 0.6 으로 잡으면 확률 배치의 미달 셀이 오히려 274개 많아진다. 전 구간에서 버티는 것은 WDR 차이 하나뿐이므로, 미달구역 감소는 근거로 쓰지 않는다.</w:t>
       </w:r>
     </w:p>
     <w:p>
@@ -12597,7 +12824,7 @@
           <w:color w:val="1E2228"/>
           <w:sz w:val="20"/>
         </w:rPr>
-        <w:t>θ 축은 합성 워핑(호모그래피)으로 측정</w:t>
+        <w:t>θ(내려다보는 각도) 축은 사진을 기울여 만든 근사</w:t>
       </w:r>
       <w:r>
         <w:rPr>
@@ -12607,7 +12834,7 @@
           <w:color w:val="1E2228"/>
           <w:sz w:val="20"/>
         </w:rPr>
-        <w:t xml:space="preserve">했으며 3D 시점 변화의 근사다. 다만 이 현장의 가시 쌍은 </w:t>
+        <w:t xml:space="preserve">이며, 실제 3D 시점 변화와는 다르다. 다만 이 현장의 가시 쌍은 </w:t>
       </w:r>
       <w:r>
         <w:rPr>
